--- a/hin/docx/020.content.docx
+++ b/hin/docx/020.content.docx
@@ -150,26 +150,6 @@
           <w:lang w:val="hi_IN" w:bidi="hi_IN"/>
         </w:rPr>
         <w:t>न</w:t>
-      </w:r>
-      <w:r>
-        <w:rPr>
-          <w:lang w:val="hi_IN" w:bidi="hi_IN"/>
-        </w:rPr>
-      </w:r>
-    </w:p>
-    <w:p>
-      <w:pPr/>
-      <w:r>
-        <w:rPr>
-          <w:lang w:val="hi_IN" w:bidi="hi_IN"/>
-        </w:rPr>
-      </w:r>
-      <w:r>
-        <w:rPr>
-          <w:i/>
-          <w:lang w:val="hi_IN" w:bidi="hi_IN"/>
-        </w:rPr>
-        <w:t>नई वाचा, नई व्यवस्था, नए अगुओं को अधिकार और ज़िम्मेदारी सौंपना, नए जीवन का वादा, नए नियम में खतना, नबूबतीय चिन्हात्मक कार्य, नया नियम की कलीसिया में स्त्रियों की भूमिकाएँ, नया समाज, नहेम्याह का परमेश्वर पर भरोसा, निर्गमन का इतिहास, नूह के साथ परमेश्वर की वाचा</w:t>
       </w:r>
       <w:r>
         <w:rPr>

--- a/hin/docx/020.content.docx
+++ b/hin/docx/020.content.docx
@@ -19,7 +19,7 @@
         <w:rPr>
           <w:lang w:val="hi_IN" w:bidi="hi_IN"/>
         </w:rPr>
-        <w:t>Resource: Study Notes - Themes (Tyndale)</w:t>
+        <w:t>Resource: Tyndale Open Study Notes</w:t>
       </w:r>
       <w:r>
         <w:rPr>
@@ -112,7 +112,7 @@
         <w:rPr>
           <w:lang w:val="hi_IN" w:bidi="hi_IN"/>
         </w:rPr>
-        <w:t>Study Notes - Themes (Tyndale)</w:t>
+        <w:t>Tyndale Open Study Notes</w:t>
       </w:r>
     </w:p>
     <w:p>

--- a/hin/docx/020.content.docx
+++ b/hin/docx/020.content.docx
@@ -19,7 +19,7 @@
         <w:rPr>
           <w:lang w:val="hi_IN" w:bidi="hi_IN"/>
         </w:rPr>
-        <w:t>Resource: Tyndale Open Study Notes</w:t>
+        <w:t>Resource: Aquifer Open Study Notes (Themes)</w:t>
       </w:r>
       <w:r>
         <w:rPr>
@@ -112,7 +112,7 @@
         <w:rPr>
           <w:lang w:val="hi_IN" w:bidi="hi_IN"/>
         </w:rPr>
-        <w:t>Tyndale Open Study Notes</w:t>
+        <w:t>Aquifer Open Study Notes (Themes)</w:t>
       </w:r>
     </w:p>
     <w:p>

--- a/hin/docx/020.content.docx
+++ b/hin/docx/020.content.docx
@@ -247,18 +247,12 @@
         </w:rPr>
         <w:t>छठी तुरही के अन्त में, सभी महामारियों के बावजूद, लोग "अपने हाथों के कामों से मन न फिराया" (</w:t>
       </w:r>
-      <w:hyperlink r:id="rId13">
-        <w:r>
-          <w:rPr>
-            <w:lang w:val="hi_IN" w:bidi="hi_IN"/>
-          </w:rPr>
-          <w:rPr>
-            <w:color w:val="0000EE"/>
-            <w:u w:val="single"/>
-          </w:rPr>
-          <w:t>प्रका 9:20–21</w:t>
-        </w:r>
-      </w:hyperlink>
+      <w:r>
+        <w:rPr>
+          <w:lang w:val="hi_IN" w:bidi="hi_IN"/>
+        </w:rPr>
+        <w:t>प्रका 9:20–21</w:t>
+      </w:r>
       <w:r>
         <w:rPr>
           <w:lang w:val="hi_IN" w:bidi="hi_IN"/>
@@ -279,18 +273,12 @@
         </w:rPr>
         <w:t>पाँचवीं तुरही के पीड़ित लोग मन फिरा कर परमेश्वर की ओर मुड़ने के बजाय मरने की लालसा कर रहे थे (</w:t>
       </w:r>
-      <w:hyperlink r:id="rId14">
-        <w:r>
-          <w:rPr>
-            <w:lang w:val="hi_IN" w:bidi="hi_IN"/>
-          </w:rPr>
-          <w:rPr>
-            <w:color w:val="0000EE"/>
-            <w:u w:val="single"/>
-          </w:rPr>
-          <w:t>9:6</w:t>
-        </w:r>
-      </w:hyperlink>
+      <w:r>
+        <w:rPr>
+          <w:lang w:val="hi_IN" w:bidi="hi_IN"/>
+        </w:rPr>
+        <w:t>9:6</w:t>
+      </w:r>
       <w:r>
         <w:rPr>
           <w:lang w:val="hi_IN" w:bidi="hi_IN"/>
@@ -311,18 +299,12 @@
         </w:rPr>
         <w:t>छठी मुहर में, लोगों ने चट्टानों से उन पर गिरने के लिए कहा ताकि वे "मेम्ने के प्रकोप" से छिप सकें (</w:t>
       </w:r>
-      <w:hyperlink r:id="rId15">
-        <w:r>
-          <w:rPr>
-            <w:lang w:val="hi_IN" w:bidi="hi_IN"/>
-          </w:rPr>
-          <w:rPr>
-            <w:color w:val="0000EE"/>
-            <w:u w:val="single"/>
-          </w:rPr>
-          <w:t>6:12–17</w:t>
-        </w:r>
-      </w:hyperlink>
+      <w:r>
+        <w:rPr>
+          <w:lang w:val="hi_IN" w:bidi="hi_IN"/>
+        </w:rPr>
+        <w:t>6:12–17</w:t>
+      </w:r>
       <w:r>
         <w:rPr>
           <w:lang w:val="hi_IN" w:bidi="hi_IN"/>
@@ -343,126 +325,84 @@
         </w:rPr>
         <w:t>प्रकाशितवाक्य परमेश्वर के अन्तिम न्याय और प्रतिशोध या बदला चुकाने के विचार पर जोर देता है (</w:t>
       </w:r>
-      <w:hyperlink r:id="rId16">
-        <w:r>
-          <w:rPr>
-            <w:lang w:val="hi_IN" w:bidi="hi_IN"/>
-          </w:rPr>
-          <w:rPr>
-            <w:color w:val="0000EE"/>
-            <w:u w:val="single"/>
-          </w:rPr>
-          <w:t>16:5–7</w:t>
-        </w:r>
-      </w:hyperlink>
+      <w:r>
+        <w:rPr>
+          <w:lang w:val="hi_IN" w:bidi="hi_IN"/>
+        </w:rPr>
+        <w:t>16:5–7</w:t>
+      </w:r>
       <w:r>
         <w:rPr>
           <w:lang w:val="hi_IN" w:bidi="hi_IN"/>
         </w:rPr>
         <w:t xml:space="preserve">)। मसीही और गैर-मसीही, दोनों को उनके कामों के अनुसार बदला मिलेगा (देखें </w:t>
       </w:r>
-      <w:hyperlink r:id="rId17">
-        <w:r>
-          <w:rPr>
-            <w:lang w:val="hi_IN" w:bidi="hi_IN"/>
-          </w:rPr>
-          <w:rPr>
-            <w:color w:val="0000EE"/>
-            <w:u w:val="single"/>
-          </w:rPr>
-          <w:t>2:23</w:t>
-        </w:r>
-      </w:hyperlink>
-      <w:r>
-        <w:rPr>
-          <w:lang w:val="hi_IN" w:bidi="hi_IN"/>
-        </w:rPr>
-        <w:t xml:space="preserve">; </w:t>
-      </w:r>
-      <w:hyperlink r:id="rId18">
-        <w:r>
-          <w:rPr>
-            <w:lang w:val="hi_IN" w:bidi="hi_IN"/>
-          </w:rPr>
-          <w:rPr>
-            <w:color w:val="0000EE"/>
-            <w:u w:val="single"/>
-          </w:rPr>
-          <w:t>11:18</w:t>
-        </w:r>
-      </w:hyperlink>
-      <w:r>
-        <w:rPr>
-          <w:lang w:val="hi_IN" w:bidi="hi_IN"/>
-        </w:rPr>
-        <w:t xml:space="preserve">; </w:t>
-      </w:r>
-      <w:hyperlink r:id="rId19">
-        <w:r>
-          <w:rPr>
-            <w:lang w:val="hi_IN" w:bidi="hi_IN"/>
-          </w:rPr>
-          <w:rPr>
-            <w:color w:val="0000EE"/>
-            <w:u w:val="single"/>
-          </w:rPr>
-          <w:t>14:13</w:t>
-        </w:r>
-      </w:hyperlink>
-      <w:r>
-        <w:rPr>
-          <w:lang w:val="hi_IN" w:bidi="hi_IN"/>
-        </w:rPr>
-        <w:t xml:space="preserve">; </w:t>
-      </w:r>
-      <w:hyperlink r:id="rId20">
-        <w:r>
-          <w:rPr>
-            <w:lang w:val="hi_IN" w:bidi="hi_IN"/>
-          </w:rPr>
-          <w:rPr>
-            <w:color w:val="0000EE"/>
-            <w:u w:val="single"/>
-          </w:rPr>
-          <w:t>18:6</w:t>
-        </w:r>
-      </w:hyperlink>
-      <w:r>
-        <w:rPr>
-          <w:lang w:val="hi_IN" w:bidi="hi_IN"/>
-        </w:rPr>
-        <w:t xml:space="preserve">; </w:t>
-      </w:r>
-      <w:hyperlink r:id="rId21">
-        <w:r>
-          <w:rPr>
-            <w:lang w:val="hi_IN" w:bidi="hi_IN"/>
-          </w:rPr>
-          <w:rPr>
-            <w:color w:val="0000EE"/>
-            <w:u w:val="single"/>
-          </w:rPr>
-          <w:t>20:12–13</w:t>
-        </w:r>
-      </w:hyperlink>
-      <w:r>
-        <w:rPr>
-          <w:lang w:val="hi_IN" w:bidi="hi_IN"/>
-        </w:rPr>
-        <w:t xml:space="preserve">; </w:t>
-      </w:r>
-      <w:hyperlink r:id="rId22">
-        <w:r>
-          <w:rPr>
-            <w:lang w:val="hi_IN" w:bidi="hi_IN"/>
-          </w:rPr>
-          <w:rPr>
-            <w:color w:val="0000EE"/>
-            <w:u w:val="single"/>
-          </w:rPr>
-          <w:t>22:12</w:t>
-        </w:r>
-      </w:hyperlink>
+      <w:r>
+        <w:rPr>
+          <w:lang w:val="hi_IN" w:bidi="hi_IN"/>
+        </w:rPr>
+        <w:t>2:23</w:t>
+      </w:r>
+      <w:r>
+        <w:rPr>
+          <w:lang w:val="hi_IN" w:bidi="hi_IN"/>
+        </w:rPr>
+        <w:t xml:space="preserve">; </w:t>
+      </w:r>
+      <w:r>
+        <w:rPr>
+          <w:lang w:val="hi_IN" w:bidi="hi_IN"/>
+        </w:rPr>
+        <w:t>11:18</w:t>
+      </w:r>
+      <w:r>
+        <w:rPr>
+          <w:lang w:val="hi_IN" w:bidi="hi_IN"/>
+        </w:rPr>
+        <w:t xml:space="preserve">; </w:t>
+      </w:r>
+      <w:r>
+        <w:rPr>
+          <w:lang w:val="hi_IN" w:bidi="hi_IN"/>
+        </w:rPr>
+        <w:t>14:13</w:t>
+      </w:r>
+      <w:r>
+        <w:rPr>
+          <w:lang w:val="hi_IN" w:bidi="hi_IN"/>
+        </w:rPr>
+        <w:t xml:space="preserve">; </w:t>
+      </w:r>
+      <w:r>
+        <w:rPr>
+          <w:lang w:val="hi_IN" w:bidi="hi_IN"/>
+        </w:rPr>
+        <w:t>18:6</w:t>
+      </w:r>
+      <w:r>
+        <w:rPr>
+          <w:lang w:val="hi_IN" w:bidi="hi_IN"/>
+        </w:rPr>
+        <w:t xml:space="preserve">; </w:t>
+      </w:r>
+      <w:r>
+        <w:rPr>
+          <w:lang w:val="hi_IN" w:bidi="hi_IN"/>
+        </w:rPr>
+        <w:t>20:12–13</w:t>
+      </w:r>
+      <w:r>
+        <w:rPr>
+          <w:lang w:val="hi_IN" w:bidi="hi_IN"/>
+        </w:rPr>
+        <w:t xml:space="preserve">; </w:t>
+      </w:r>
+      <w:r>
+        <w:rPr>
+          <w:lang w:val="hi_IN" w:bidi="hi_IN"/>
+        </w:rPr>
+        <w:t>22:12</w:t>
+      </w:r>
     </w:p>
     <w:p>
       <w:pPr/>
@@ -477,36 +417,24 @@
         </w:rPr>
         <w:t>न्याय के लिए पवित्र लोगों की प्रार्थनाओं के प्रति परमेश्वर की आंशिक प्रतिक्रिया न्याय है। न्याय परमेश्वर के समय पर होता है, हमारे समय पर नहीं (</w:t>
       </w:r>
-      <w:hyperlink r:id="rId23">
-        <w:r>
-          <w:rPr>
-            <w:lang w:val="hi_IN" w:bidi="hi_IN"/>
-          </w:rPr>
-          <w:rPr>
-            <w:color w:val="0000EE"/>
-            <w:u w:val="single"/>
-          </w:rPr>
-          <w:t>6:9–11</w:t>
-        </w:r>
-      </w:hyperlink>
-      <w:r>
-        <w:rPr>
-          <w:lang w:val="hi_IN" w:bidi="hi_IN"/>
-        </w:rPr>
-        <w:t xml:space="preserve">; </w:t>
-      </w:r>
-      <w:hyperlink r:id="rId24">
-        <w:r>
-          <w:rPr>
-            <w:lang w:val="hi_IN" w:bidi="hi_IN"/>
-          </w:rPr>
-          <w:rPr>
-            <w:color w:val="0000EE"/>
-            <w:u w:val="single"/>
-          </w:rPr>
-          <w:t>8:2–5</w:t>
-        </w:r>
-      </w:hyperlink>
+      <w:r>
+        <w:rPr>
+          <w:lang w:val="hi_IN" w:bidi="hi_IN"/>
+        </w:rPr>
+        <w:t>6:9–11</w:t>
+      </w:r>
+      <w:r>
+        <w:rPr>
+          <w:lang w:val="hi_IN" w:bidi="hi_IN"/>
+        </w:rPr>
+        <w:t xml:space="preserve">; </w:t>
+      </w:r>
+      <w:r>
+        <w:rPr>
+          <w:lang w:val="hi_IN" w:bidi="hi_IN"/>
+        </w:rPr>
+        <w:t>8:2–5</w:t>
+      </w:r>
       <w:r>
         <w:rPr>
           <w:lang w:val="hi_IN" w:bidi="hi_IN"/>
@@ -527,90 +455,60 @@
         </w:rPr>
         <w:t>ये न्याय, मिस्र पर आई विपत्तियों के समान हैं, जो दिखाते हैं कि पृथ्वी के देवता और परमेश्वर के शत्रु में शक्ति की कमी हैं (</w:t>
       </w:r>
-      <w:hyperlink r:id="rId25">
-        <w:r>
-          <w:rPr>
-            <w:lang w:val="hi_IN" w:bidi="hi_IN"/>
-          </w:rPr>
-          <w:rPr>
-            <w:color w:val="0000EE"/>
-            <w:u w:val="single"/>
-          </w:rPr>
-          <w:t>निर्ग 7:8–12</w:t>
-        </w:r>
-      </w:hyperlink>
-      <w:r>
-        <w:rPr>
-          <w:lang w:val="hi_IN" w:bidi="hi_IN"/>
-        </w:rPr>
-        <w:t xml:space="preserve">; </w:t>
-      </w:r>
-      <w:hyperlink r:id="rId26">
-        <w:r>
-          <w:rPr>
-            <w:lang w:val="hi_IN" w:bidi="hi_IN"/>
-          </w:rPr>
-          <w:rPr>
-            <w:color w:val="0000EE"/>
-            <w:u w:val="single"/>
-          </w:rPr>
-          <w:t>12:12</w:t>
-        </w:r>
-      </w:hyperlink>
+      <w:r>
+        <w:rPr>
+          <w:lang w:val="hi_IN" w:bidi="hi_IN"/>
+        </w:rPr>
+        <w:t>निर्ग 7:8–12</w:t>
+      </w:r>
+      <w:r>
+        <w:rPr>
+          <w:lang w:val="hi_IN" w:bidi="hi_IN"/>
+        </w:rPr>
+        <w:t xml:space="preserve">; </w:t>
+      </w:r>
+      <w:r>
+        <w:rPr>
+          <w:lang w:val="hi_IN" w:bidi="hi_IN"/>
+        </w:rPr>
+        <w:t>12:12</w:t>
+      </w:r>
       <w:r>
         <w:rPr>
           <w:lang w:val="hi_IN" w:bidi="hi_IN"/>
         </w:rPr>
         <w:t xml:space="preserve">; तुलना करें </w:t>
       </w:r>
-      <w:hyperlink r:id="rId27">
-        <w:r>
-          <w:rPr>
-            <w:lang w:val="hi_IN" w:bidi="hi_IN"/>
-          </w:rPr>
-          <w:rPr>
-            <w:color w:val="0000EE"/>
-            <w:u w:val="single"/>
-          </w:rPr>
-          <w:t>प्रका 13:4–17</w:t>
-        </w:r>
-      </w:hyperlink>
-      <w:r>
-        <w:rPr>
-          <w:lang w:val="hi_IN" w:bidi="hi_IN"/>
-        </w:rPr>
-        <w:t xml:space="preserve">; </w:t>
-      </w:r>
-      <w:hyperlink r:id="rId28">
-        <w:r>
-          <w:rPr>
-            <w:lang w:val="hi_IN" w:bidi="hi_IN"/>
-          </w:rPr>
-          <w:rPr>
-            <w:color w:val="0000EE"/>
-            <w:u w:val="single"/>
-          </w:rPr>
-          <w:t>19:20–21</w:t>
-        </w:r>
-      </w:hyperlink>
-      <w:r>
-        <w:rPr>
-          <w:lang w:val="hi_IN" w:bidi="hi_IN"/>
-        </w:rPr>
-        <w:t xml:space="preserve">; </w:t>
-      </w:r>
-      <w:hyperlink r:id="rId29">
-        <w:r>
-          <w:rPr>
-            <w:lang w:val="hi_IN" w:bidi="hi_IN"/>
-          </w:rPr>
-          <w:rPr>
-            <w:color w:val="0000EE"/>
-            <w:u w:val="single"/>
-          </w:rPr>
-          <w:t>20:9–10</w:t>
-        </w:r>
-      </w:hyperlink>
+      <w:r>
+        <w:rPr>
+          <w:lang w:val="hi_IN" w:bidi="hi_IN"/>
+        </w:rPr>
+        <w:t>प्रका 13:4–17</w:t>
+      </w:r>
+      <w:r>
+        <w:rPr>
+          <w:lang w:val="hi_IN" w:bidi="hi_IN"/>
+        </w:rPr>
+        <w:t xml:space="preserve">; </w:t>
+      </w:r>
+      <w:r>
+        <w:rPr>
+          <w:lang w:val="hi_IN" w:bidi="hi_IN"/>
+        </w:rPr>
+        <w:t>19:20–21</w:t>
+      </w:r>
+      <w:r>
+        <w:rPr>
+          <w:lang w:val="hi_IN" w:bidi="hi_IN"/>
+        </w:rPr>
+        <w:t xml:space="preserve">; </w:t>
+      </w:r>
+      <w:r>
+        <w:rPr>
+          <w:lang w:val="hi_IN" w:bidi="hi_IN"/>
+        </w:rPr>
+        <w:t>20:9–10</w:t>
+      </w:r>
       <w:r>
         <w:rPr>
           <w:lang w:val="hi_IN" w:bidi="hi_IN"/>
@@ -631,90 +529,60 @@
         </w:rPr>
         <w:t>ये न्याय परमेश्वर के उद्देश्य का भाग हैं और पश्चाताप करने का एक अन्तिम अवसर प्रदान करते हैं (</w:t>
       </w:r>
-      <w:hyperlink r:id="rId30">
-        <w:r>
-          <w:rPr>
-            <w:lang w:val="hi_IN" w:bidi="hi_IN"/>
-          </w:rPr>
-          <w:rPr>
-            <w:color w:val="0000EE"/>
-            <w:u w:val="single"/>
-          </w:rPr>
-          <w:t>प्रका 14:6–7</w:t>
-        </w:r>
-      </w:hyperlink>
+      <w:r>
+        <w:rPr>
+          <w:lang w:val="hi_IN" w:bidi="hi_IN"/>
+        </w:rPr>
+        <w:t>प्रका 14:6–7</w:t>
+      </w:r>
       <w:r>
         <w:rPr>
           <w:lang w:val="hi_IN" w:bidi="hi_IN"/>
         </w:rPr>
         <w:t xml:space="preserve">; देखें </w:t>
       </w:r>
-      <w:hyperlink r:id="rId13">
-        <w:r>
-          <w:rPr>
-            <w:lang w:val="hi_IN" w:bidi="hi_IN"/>
-          </w:rPr>
-          <w:rPr>
-            <w:color w:val="0000EE"/>
-            <w:u w:val="single"/>
-          </w:rPr>
-          <w:t>9:20–21</w:t>
-        </w:r>
-      </w:hyperlink>
-      <w:r>
-        <w:rPr>
-          <w:lang w:val="hi_IN" w:bidi="hi_IN"/>
-        </w:rPr>
-        <w:t xml:space="preserve">; </w:t>
-      </w:r>
-      <w:hyperlink r:id="rId31">
-        <w:r>
-          <w:rPr>
-            <w:lang w:val="hi_IN" w:bidi="hi_IN"/>
-          </w:rPr>
-          <w:rPr>
-            <w:color w:val="0000EE"/>
-            <w:u w:val="single"/>
-          </w:rPr>
-          <w:t>16:9</w:t>
-        </w:r>
-      </w:hyperlink>
+      <w:r>
+        <w:rPr>
+          <w:lang w:val="hi_IN" w:bidi="hi_IN"/>
+        </w:rPr>
+        <w:t>9:20–21</w:t>
+      </w:r>
+      <w:r>
+        <w:rPr>
+          <w:lang w:val="hi_IN" w:bidi="hi_IN"/>
+        </w:rPr>
+        <w:t xml:space="preserve">; </w:t>
+      </w:r>
+      <w:r>
+        <w:rPr>
+          <w:lang w:val="hi_IN" w:bidi="hi_IN"/>
+        </w:rPr>
+        <w:t>16:9</w:t>
+      </w:r>
       <w:r>
         <w:rPr>
           <w:lang w:val="hi_IN" w:bidi="hi_IN"/>
         </w:rPr>
         <w:t xml:space="preserve">, </w:t>
       </w:r>
-      <w:hyperlink r:id="rId32">
-        <w:r>
-          <w:rPr>
-            <w:lang w:val="hi_IN" w:bidi="hi_IN"/>
-          </w:rPr>
-          <w:rPr>
-            <w:color w:val="0000EE"/>
-            <w:u w:val="single"/>
-          </w:rPr>
-          <w:t>11</w:t>
-        </w:r>
-      </w:hyperlink>
+      <w:r>
+        <w:rPr>
+          <w:lang w:val="hi_IN" w:bidi="hi_IN"/>
+        </w:rPr>
+        <w:t>11</w:t>
+      </w:r>
       <w:r>
         <w:rPr>
           <w:lang w:val="hi_IN" w:bidi="hi_IN"/>
         </w:rPr>
         <w:t xml:space="preserve">, </w:t>
       </w:r>
-      <w:hyperlink r:id="rId33">
-        <w:r>
-          <w:rPr>
-            <w:lang w:val="hi_IN" w:bidi="hi_IN"/>
-          </w:rPr>
-          <w:rPr>
-            <w:color w:val="0000EE"/>
-            <w:u w:val="single"/>
-          </w:rPr>
-          <w:t>21</w:t>
-        </w:r>
-      </w:hyperlink>
+      <w:r>
+        <w:rPr>
+          <w:lang w:val="hi_IN" w:bidi="hi_IN"/>
+        </w:rPr>
+        <w:t>21</w:t>
+      </w:r>
       <w:r>
         <w:rPr>
           <w:lang w:val="hi_IN" w:bidi="hi_IN"/>
@@ -735,54 +603,36 @@
         </w:rPr>
         <w:t>परमेश्वर ने स्पष्ट कर दिया है कि पाप गलत है और न्याय आनेवाला है (</w:t>
       </w:r>
-      <w:hyperlink r:id="rId34">
-        <w:r>
-          <w:rPr>
-            <w:lang w:val="hi_IN" w:bidi="hi_IN"/>
-          </w:rPr>
-          <w:rPr>
-            <w:color w:val="0000EE"/>
-            <w:u w:val="single"/>
-          </w:rPr>
-          <w:t>रोम 2:5–11</w:t>
-        </w:r>
-      </w:hyperlink>
+      <w:r>
+        <w:rPr>
+          <w:lang w:val="hi_IN" w:bidi="hi_IN"/>
+        </w:rPr>
+        <w:t>रोम 2:5–11</w:t>
+      </w:r>
       <w:r>
         <w:rPr>
           <w:lang w:val="hi_IN" w:bidi="hi_IN"/>
         </w:rPr>
         <w:t>)। फिर भी बहुत से लोग पश्चाताप करने और परमेश्वर के अनुग्रह को स्वीकार करने से इनकार करते हैं (</w:t>
       </w:r>
-      <w:hyperlink r:id="rId35">
-        <w:r>
-          <w:rPr>
-            <w:lang w:val="hi_IN" w:bidi="hi_IN"/>
-          </w:rPr>
-          <w:rPr>
-            <w:color w:val="0000EE"/>
-            <w:u w:val="single"/>
-          </w:rPr>
-          <w:t>रोम 1:32</w:t>
-        </w:r>
-      </w:hyperlink>
+      <w:r>
+        <w:rPr>
+          <w:lang w:val="hi_IN" w:bidi="hi_IN"/>
+        </w:rPr>
+        <w:t>रोम 1:32</w:t>
+      </w:r>
       <w:r>
         <w:rPr>
           <w:lang w:val="hi_IN" w:bidi="hi_IN"/>
         </w:rPr>
         <w:t>)। यहाँ तक कि अन्तिम दिनों में भी, जब परमेश्वर अपने गवाहों को आनेवाले विनाश की चेतावनी देने के लिए भेजेंगे, तब भी बहुत से लोग दुष्ट शक्तियों का साथ देंगे। वे परमेश्वर के भविष्यद्वक्ताओं के पतन का उत्सव मनाएँगे (</w:t>
       </w:r>
-      <w:hyperlink r:id="rId36">
-        <w:r>
-          <w:rPr>
-            <w:lang w:val="hi_IN" w:bidi="hi_IN"/>
-          </w:rPr>
-          <w:rPr>
-            <w:color w:val="0000EE"/>
-            <w:u w:val="single"/>
-          </w:rPr>
-          <w:t>प्रका 11:3–10</w:t>
-        </w:r>
-      </w:hyperlink>
+      <w:r>
+        <w:rPr>
+          <w:lang w:val="hi_IN" w:bidi="hi_IN"/>
+        </w:rPr>
+        <w:t>प्रका 11:3–10</w:t>
+      </w:r>
       <w:r>
         <w:rPr>
           <w:lang w:val="hi_IN" w:bidi="hi_IN"/>
@@ -803,54 +653,36 @@
         </w:rPr>
         <w:t xml:space="preserve">अनाज्ञाकारिता और बुराई के कामों का न्याय निश्चित है (देखें </w:t>
       </w:r>
-      <w:hyperlink r:id="rId37">
-        <w:r>
-          <w:rPr>
-            <w:lang w:val="hi_IN" w:bidi="hi_IN"/>
-          </w:rPr>
-          <w:rPr>
-            <w:color w:val="0000EE"/>
-            <w:u w:val="single"/>
-          </w:rPr>
-          <w:t>रोम 1:18–2:11</w:t>
-        </w:r>
-      </w:hyperlink>
+      <w:r>
+        <w:rPr>
+          <w:lang w:val="hi_IN" w:bidi="hi_IN"/>
+        </w:rPr>
+        <w:t>रोम 1:18–2:11</w:t>
+      </w:r>
       <w:r>
         <w:rPr>
           <w:lang w:val="hi_IN" w:bidi="hi_IN"/>
         </w:rPr>
         <w:t xml:space="preserve">)। फिर भी परमेश्वर धीरज के साथ लोगों के मन फिराने की बाट जोहते हैं और अपना अनुग्रह प्रदान करते हैं (देखें </w:t>
       </w:r>
-      <w:hyperlink r:id="rId38">
-        <w:r>
-          <w:rPr>
-            <w:lang w:val="hi_IN" w:bidi="hi_IN"/>
-          </w:rPr>
-          <w:rPr>
-            <w:color w:val="0000EE"/>
-            <w:u w:val="single"/>
-          </w:rPr>
-          <w:t>रोम 2:4</w:t>
-        </w:r>
-      </w:hyperlink>
-      <w:r>
-        <w:rPr>
-          <w:lang w:val="hi_IN" w:bidi="hi_IN"/>
-        </w:rPr>
-        <w:t xml:space="preserve">; </w:t>
-      </w:r>
-      <w:hyperlink r:id="rId39">
-        <w:r>
-          <w:rPr>
-            <w:lang w:val="hi_IN" w:bidi="hi_IN"/>
-          </w:rPr>
-          <w:rPr>
-            <w:color w:val="0000EE"/>
-            <w:u w:val="single"/>
-          </w:rPr>
-          <w:t>2 पत 3:8–10</w:t>
-        </w:r>
-      </w:hyperlink>
+      <w:r>
+        <w:rPr>
+          <w:lang w:val="hi_IN" w:bidi="hi_IN"/>
+        </w:rPr>
+        <w:t>रोम 2:4</w:t>
+      </w:r>
+      <w:r>
+        <w:rPr>
+          <w:lang w:val="hi_IN" w:bidi="hi_IN"/>
+        </w:rPr>
+        <w:t xml:space="preserve">; </w:t>
+      </w:r>
+      <w:r>
+        <w:rPr>
+          <w:lang w:val="hi_IN" w:bidi="hi_IN"/>
+        </w:rPr>
+        <w:t>2 पत 3:8–10</w:t>
+      </w:r>
       <w:r>
         <w:rPr>
           <w:lang w:val="hi_IN" w:bidi="hi_IN"/>
@@ -880,360 +712,240 @@
           <w:lang w:val="hi_IN" w:bidi="hi_IN"/>
         </w:rPr>
       </w:r>
-      <w:hyperlink r:id="rId40">
-        <w:r>
-          <w:rPr>
-            <w:lang w:val="hi_IN" w:bidi="hi_IN"/>
-          </w:rPr>
-          <w:rPr>
-            <w:color w:val="0000EE"/>
-            <w:u w:val="single"/>
-          </w:rPr>
-          <w:t>निर्गमन 6:6</w:t>
-        </w:r>
-      </w:hyperlink>
-      <w:r>
-        <w:rPr>
-          <w:lang w:val="hi_IN" w:bidi="hi_IN"/>
-        </w:rPr>
-        <w:t xml:space="preserve">; </w:t>
-      </w:r>
-      <w:hyperlink r:id="rId26">
-        <w:r>
-          <w:rPr>
-            <w:lang w:val="hi_IN" w:bidi="hi_IN"/>
-          </w:rPr>
-          <w:rPr>
-            <w:color w:val="0000EE"/>
-            <w:u w:val="single"/>
-          </w:rPr>
-          <w:t>12:12</w:t>
-        </w:r>
-      </w:hyperlink>
-      <w:r>
-        <w:rPr>
-          <w:lang w:val="hi_IN" w:bidi="hi_IN"/>
-        </w:rPr>
-        <w:t xml:space="preserve">; </w:t>
-      </w:r>
-      <w:hyperlink r:id="rId41">
-        <w:r>
-          <w:rPr>
-            <w:lang w:val="hi_IN" w:bidi="hi_IN"/>
-          </w:rPr>
-          <w:rPr>
-            <w:color w:val="0000EE"/>
-            <w:u w:val="single"/>
-          </w:rPr>
-          <w:t>लैव्यव्यवस्था 26:25</w:t>
-        </w:r>
-      </w:hyperlink>
-      <w:r>
-        <w:rPr>
-          <w:lang w:val="hi_IN" w:bidi="hi_IN"/>
-        </w:rPr>
-        <w:t xml:space="preserve">; </w:t>
-      </w:r>
-      <w:hyperlink r:id="rId42">
-        <w:r>
-          <w:rPr>
-            <w:lang w:val="hi_IN" w:bidi="hi_IN"/>
-          </w:rPr>
-          <w:rPr>
-            <w:color w:val="0000EE"/>
-            <w:u w:val="single"/>
-          </w:rPr>
-          <w:t>2 राजाओं 17:7–23</w:t>
-        </w:r>
-      </w:hyperlink>
-      <w:r>
-        <w:rPr>
-          <w:lang w:val="hi_IN" w:bidi="hi_IN"/>
-        </w:rPr>
-        <w:t xml:space="preserve">; </w:t>
-      </w:r>
-      <w:hyperlink r:id="rId43">
-        <w:r>
-          <w:rPr>
-            <w:lang w:val="hi_IN" w:bidi="hi_IN"/>
-          </w:rPr>
-          <w:rPr>
-            <w:color w:val="0000EE"/>
-            <w:u w:val="single"/>
-          </w:rPr>
-          <w:t>भजन संहिता 103:6</w:t>
-        </w:r>
-      </w:hyperlink>
-      <w:r>
-        <w:rPr>
-          <w:lang w:val="hi_IN" w:bidi="hi_IN"/>
-        </w:rPr>
-        <w:t xml:space="preserve">; </w:t>
-      </w:r>
-      <w:hyperlink r:id="rId44">
-        <w:r>
-          <w:rPr>
-            <w:lang w:val="hi_IN" w:bidi="hi_IN"/>
-          </w:rPr>
-          <w:rPr>
-            <w:color w:val="0000EE"/>
-            <w:u w:val="single"/>
-          </w:rPr>
-          <w:t>नीतिवचन 16:11</w:t>
-        </w:r>
-      </w:hyperlink>
-      <w:r>
-        <w:rPr>
-          <w:lang w:val="hi_IN" w:bidi="hi_IN"/>
-        </w:rPr>
-        <w:t xml:space="preserve">; </w:t>
-      </w:r>
-      <w:hyperlink r:id="rId45">
-        <w:r>
-          <w:rPr>
-            <w:lang w:val="hi_IN" w:bidi="hi_IN"/>
-          </w:rPr>
-          <w:rPr>
-            <w:color w:val="0000EE"/>
-            <w:u w:val="single"/>
-          </w:rPr>
-          <w:t>यशायाह 13:11</w:t>
-        </w:r>
-      </w:hyperlink>
-      <w:r>
-        <w:rPr>
-          <w:lang w:val="hi_IN" w:bidi="hi_IN"/>
-        </w:rPr>
-        <w:t xml:space="preserve">; </w:t>
-      </w:r>
-      <w:hyperlink r:id="rId46">
-        <w:r>
-          <w:rPr>
-            <w:lang w:val="hi_IN" w:bidi="hi_IN"/>
-          </w:rPr>
-          <w:rPr>
-            <w:color w:val="0000EE"/>
-            <w:u w:val="single"/>
-          </w:rPr>
-          <w:t>26:21</w:t>
-        </w:r>
-      </w:hyperlink>
-      <w:r>
-        <w:rPr>
-          <w:lang w:val="hi_IN" w:bidi="hi_IN"/>
-        </w:rPr>
-        <w:t xml:space="preserve">; </w:t>
-      </w:r>
-      <w:hyperlink r:id="rId47">
-        <w:r>
-          <w:rPr>
-            <w:lang w:val="hi_IN" w:bidi="hi_IN"/>
-          </w:rPr>
-          <w:rPr>
-            <w:color w:val="0000EE"/>
-            <w:u w:val="single"/>
-          </w:rPr>
-          <w:t>59:18</w:t>
-        </w:r>
-      </w:hyperlink>
-      <w:r>
-        <w:rPr>
-          <w:lang w:val="hi_IN" w:bidi="hi_IN"/>
-        </w:rPr>
-        <w:t xml:space="preserve">; </w:t>
-      </w:r>
-      <w:hyperlink r:id="rId48">
-        <w:r>
-          <w:rPr>
-            <w:lang w:val="hi_IN" w:bidi="hi_IN"/>
-          </w:rPr>
-          <w:rPr>
-            <w:color w:val="0000EE"/>
-            <w:u w:val="single"/>
-          </w:rPr>
-          <w:t>यिर्मयाह 5:1–9</w:t>
-        </w:r>
-      </w:hyperlink>
-      <w:r>
-        <w:rPr>
-          <w:lang w:val="hi_IN" w:bidi="hi_IN"/>
-        </w:rPr>
-        <w:t xml:space="preserve">; </w:t>
-      </w:r>
-      <w:hyperlink r:id="rId49">
-        <w:r>
-          <w:rPr>
-            <w:lang w:val="hi_IN" w:bidi="hi_IN"/>
-          </w:rPr>
-          <w:rPr>
-            <w:color w:val="0000EE"/>
-            <w:u w:val="single"/>
-          </w:rPr>
-          <w:t>यहेजकेल 11:21</w:t>
-        </w:r>
-      </w:hyperlink>
-      <w:r>
-        <w:rPr>
-          <w:lang w:val="hi_IN" w:bidi="hi_IN"/>
-        </w:rPr>
-        <w:t xml:space="preserve">; </w:t>
-      </w:r>
-      <w:hyperlink r:id="rId50">
-        <w:r>
-          <w:rPr>
-            <w:lang w:val="hi_IN" w:bidi="hi_IN"/>
-          </w:rPr>
-          <w:rPr>
-            <w:color w:val="0000EE"/>
-            <w:u w:val="single"/>
-          </w:rPr>
-          <w:t>39:21–24</w:t>
-        </w:r>
-      </w:hyperlink>
-      <w:r>
-        <w:rPr>
-          <w:lang w:val="hi_IN" w:bidi="hi_IN"/>
-        </w:rPr>
-        <w:t xml:space="preserve">; </w:t>
-      </w:r>
-      <w:hyperlink r:id="rId51">
-        <w:r>
-          <w:rPr>
-            <w:lang w:val="hi_IN" w:bidi="hi_IN"/>
-          </w:rPr>
-          <w:rPr>
-            <w:color w:val="0000EE"/>
-            <w:u w:val="single"/>
-          </w:rPr>
-          <w:t>सपन्याह 1:12</w:t>
-        </w:r>
-      </w:hyperlink>
-      <w:r>
-        <w:rPr>
-          <w:lang w:val="hi_IN" w:bidi="hi_IN"/>
-        </w:rPr>
-        <w:t xml:space="preserve">; </w:t>
-      </w:r>
-      <w:hyperlink r:id="rId52">
-        <w:r>
-          <w:rPr>
-            <w:lang w:val="hi_IN" w:bidi="hi_IN"/>
-          </w:rPr>
-          <w:rPr>
-            <w:color w:val="0000EE"/>
-            <w:u w:val="single"/>
-          </w:rPr>
-          <w:t>मलाकी 3:5</w:t>
-        </w:r>
-      </w:hyperlink>
-      <w:r>
-        <w:rPr>
-          <w:lang w:val="hi_IN" w:bidi="hi_IN"/>
-        </w:rPr>
-        <w:t xml:space="preserve">; </w:t>
-      </w:r>
-      <w:hyperlink r:id="rId53">
-        <w:r>
-          <w:rPr>
-            <w:lang w:val="hi_IN" w:bidi="hi_IN"/>
-          </w:rPr>
-          <w:rPr>
-            <w:color w:val="0000EE"/>
-            <w:u w:val="single"/>
-          </w:rPr>
-          <w:t>लूका 12:47</w:t>
-        </w:r>
-      </w:hyperlink>
-      <w:r>
-        <w:rPr>
-          <w:lang w:val="hi_IN" w:bidi="hi_IN"/>
-        </w:rPr>
-        <w:t xml:space="preserve">; </w:t>
-      </w:r>
-      <w:hyperlink r:id="rId54">
-        <w:r>
-          <w:rPr>
-            <w:lang w:val="hi_IN" w:bidi="hi_IN"/>
-          </w:rPr>
-          <w:rPr>
-            <w:color w:val="0000EE"/>
-            <w:u w:val="single"/>
-          </w:rPr>
-          <w:t>यूहन्ना 5:30</w:t>
-        </w:r>
-      </w:hyperlink>
-      <w:r>
-        <w:rPr>
-          <w:lang w:val="hi_IN" w:bidi="hi_IN"/>
-        </w:rPr>
-        <w:t xml:space="preserve">; </w:t>
-      </w:r>
-      <w:hyperlink r:id="rId55">
-        <w:r>
-          <w:rPr>
-            <w:lang w:val="hi_IN" w:bidi="hi_IN"/>
-          </w:rPr>
-          <w:rPr>
-            <w:color w:val="0000EE"/>
-            <w:u w:val="single"/>
-          </w:rPr>
-          <w:t>रोमियों 2:2–11</w:t>
-        </w:r>
-      </w:hyperlink>
-      <w:r>
-        <w:rPr>
-          <w:lang w:val="hi_IN" w:bidi="hi_IN"/>
-        </w:rPr>
-        <w:t xml:space="preserve">; </w:t>
-      </w:r>
-      <w:hyperlink r:id="rId56">
-        <w:r>
-          <w:rPr>
-            <w:lang w:val="hi_IN" w:bidi="hi_IN"/>
-          </w:rPr>
-          <w:rPr>
-            <w:color w:val="0000EE"/>
-            <w:u w:val="single"/>
-          </w:rPr>
-          <w:t>इब्रानियों 2:1–4</w:t>
-        </w:r>
-      </w:hyperlink>
-      <w:r>
-        <w:rPr>
-          <w:lang w:val="hi_IN" w:bidi="hi_IN"/>
-        </w:rPr>
-        <w:t xml:space="preserve">; </w:t>
-      </w:r>
-      <w:hyperlink r:id="rId57">
-        <w:r>
-          <w:rPr>
-            <w:lang w:val="hi_IN" w:bidi="hi_IN"/>
-          </w:rPr>
-          <w:rPr>
-            <w:color w:val="0000EE"/>
-            <w:u w:val="single"/>
-          </w:rPr>
-          <w:t>10:29</w:t>
-        </w:r>
-      </w:hyperlink>
-      <w:r>
-        <w:rPr>
-          <w:lang w:val="hi_IN" w:bidi="hi_IN"/>
-        </w:rPr>
-        <w:t xml:space="preserve">; </w:t>
-      </w:r>
-      <w:hyperlink r:id="rId13">
-        <w:r>
-          <w:rPr>
-            <w:lang w:val="hi_IN" w:bidi="hi_IN"/>
-          </w:rPr>
-          <w:rPr>
-            <w:color w:val="0000EE"/>
-            <w:u w:val="single"/>
-          </w:rPr>
-          <w:t>प्रकाशितवाक्य 9:20–21</w:t>
-        </w:r>
-      </w:hyperlink>
+      <w:r>
+        <w:rPr>
+          <w:lang w:val="hi_IN" w:bidi="hi_IN"/>
+        </w:rPr>
+        <w:t>निर्गमन 6:6</w:t>
+      </w:r>
+      <w:r>
+        <w:rPr>
+          <w:lang w:val="hi_IN" w:bidi="hi_IN"/>
+        </w:rPr>
+        <w:t xml:space="preserve">; </w:t>
+      </w:r>
+      <w:r>
+        <w:rPr>
+          <w:lang w:val="hi_IN" w:bidi="hi_IN"/>
+        </w:rPr>
+        <w:t>12:12</w:t>
+      </w:r>
+      <w:r>
+        <w:rPr>
+          <w:lang w:val="hi_IN" w:bidi="hi_IN"/>
+        </w:rPr>
+        <w:t xml:space="preserve">; </w:t>
+      </w:r>
+      <w:r>
+        <w:rPr>
+          <w:lang w:val="hi_IN" w:bidi="hi_IN"/>
+        </w:rPr>
+        <w:t>लैव्यव्यवस्था 26:25</w:t>
+      </w:r>
+      <w:r>
+        <w:rPr>
+          <w:lang w:val="hi_IN" w:bidi="hi_IN"/>
+        </w:rPr>
+        <w:t xml:space="preserve">; </w:t>
+      </w:r>
+      <w:r>
+        <w:rPr>
+          <w:lang w:val="hi_IN" w:bidi="hi_IN"/>
+        </w:rPr>
+        <w:t>2 राजाओं 17:7–23</w:t>
+      </w:r>
+      <w:r>
+        <w:rPr>
+          <w:lang w:val="hi_IN" w:bidi="hi_IN"/>
+        </w:rPr>
+        <w:t xml:space="preserve">; </w:t>
+      </w:r>
+      <w:r>
+        <w:rPr>
+          <w:lang w:val="hi_IN" w:bidi="hi_IN"/>
+        </w:rPr>
+        <w:t>भजन संहिता 103:6</w:t>
+      </w:r>
+      <w:r>
+        <w:rPr>
+          <w:lang w:val="hi_IN" w:bidi="hi_IN"/>
+        </w:rPr>
+        <w:t xml:space="preserve">; </w:t>
+      </w:r>
+      <w:r>
+        <w:rPr>
+          <w:lang w:val="hi_IN" w:bidi="hi_IN"/>
+        </w:rPr>
+        <w:t>नीतिवचन 16:11</w:t>
+      </w:r>
+      <w:r>
+        <w:rPr>
+          <w:lang w:val="hi_IN" w:bidi="hi_IN"/>
+        </w:rPr>
+        <w:t xml:space="preserve">; </w:t>
+      </w:r>
+      <w:r>
+        <w:rPr>
+          <w:lang w:val="hi_IN" w:bidi="hi_IN"/>
+        </w:rPr>
+        <w:t>यशायाह 13:11</w:t>
+      </w:r>
+      <w:r>
+        <w:rPr>
+          <w:lang w:val="hi_IN" w:bidi="hi_IN"/>
+        </w:rPr>
+        <w:t xml:space="preserve">; </w:t>
+      </w:r>
+      <w:r>
+        <w:rPr>
+          <w:lang w:val="hi_IN" w:bidi="hi_IN"/>
+        </w:rPr>
+        <w:t>26:21</w:t>
+      </w:r>
+      <w:r>
+        <w:rPr>
+          <w:lang w:val="hi_IN" w:bidi="hi_IN"/>
+        </w:rPr>
+        <w:t xml:space="preserve">; </w:t>
+      </w:r>
+      <w:r>
+        <w:rPr>
+          <w:lang w:val="hi_IN" w:bidi="hi_IN"/>
+        </w:rPr>
+        <w:t>59:18</w:t>
+      </w:r>
+      <w:r>
+        <w:rPr>
+          <w:lang w:val="hi_IN" w:bidi="hi_IN"/>
+        </w:rPr>
+        <w:t xml:space="preserve">; </w:t>
+      </w:r>
+      <w:r>
+        <w:rPr>
+          <w:lang w:val="hi_IN" w:bidi="hi_IN"/>
+        </w:rPr>
+        <w:t>यिर्मयाह 5:1–9</w:t>
+      </w:r>
+      <w:r>
+        <w:rPr>
+          <w:lang w:val="hi_IN" w:bidi="hi_IN"/>
+        </w:rPr>
+        <w:t xml:space="preserve">; </w:t>
+      </w:r>
+      <w:r>
+        <w:rPr>
+          <w:lang w:val="hi_IN" w:bidi="hi_IN"/>
+        </w:rPr>
+        <w:t>यहेजकेल 11:21</w:t>
+      </w:r>
+      <w:r>
+        <w:rPr>
+          <w:lang w:val="hi_IN" w:bidi="hi_IN"/>
+        </w:rPr>
+        <w:t xml:space="preserve">; </w:t>
+      </w:r>
+      <w:r>
+        <w:rPr>
+          <w:lang w:val="hi_IN" w:bidi="hi_IN"/>
+        </w:rPr>
+        <w:t>39:21–24</w:t>
+      </w:r>
+      <w:r>
+        <w:rPr>
+          <w:lang w:val="hi_IN" w:bidi="hi_IN"/>
+        </w:rPr>
+        <w:t xml:space="preserve">; </w:t>
+      </w:r>
+      <w:r>
+        <w:rPr>
+          <w:lang w:val="hi_IN" w:bidi="hi_IN"/>
+        </w:rPr>
+        <w:t>सपन्याह 1:12</w:t>
+      </w:r>
+      <w:r>
+        <w:rPr>
+          <w:lang w:val="hi_IN" w:bidi="hi_IN"/>
+        </w:rPr>
+        <w:t xml:space="preserve">; </w:t>
+      </w:r>
+      <w:r>
+        <w:rPr>
+          <w:lang w:val="hi_IN" w:bidi="hi_IN"/>
+        </w:rPr>
+        <w:t>मलाकी 3:5</w:t>
+      </w:r>
+      <w:r>
+        <w:rPr>
+          <w:lang w:val="hi_IN" w:bidi="hi_IN"/>
+        </w:rPr>
+        <w:t xml:space="preserve">; </w:t>
+      </w:r>
+      <w:r>
+        <w:rPr>
+          <w:lang w:val="hi_IN" w:bidi="hi_IN"/>
+        </w:rPr>
+        <w:t>लूका 12:47</w:t>
+      </w:r>
+      <w:r>
+        <w:rPr>
+          <w:lang w:val="hi_IN" w:bidi="hi_IN"/>
+        </w:rPr>
+        <w:t xml:space="preserve">; </w:t>
+      </w:r>
+      <w:r>
+        <w:rPr>
+          <w:lang w:val="hi_IN" w:bidi="hi_IN"/>
+        </w:rPr>
+        <w:t>यूहन्ना 5:30</w:t>
+      </w:r>
+      <w:r>
+        <w:rPr>
+          <w:lang w:val="hi_IN" w:bidi="hi_IN"/>
+        </w:rPr>
+        <w:t xml:space="preserve">; </w:t>
+      </w:r>
+      <w:r>
+        <w:rPr>
+          <w:lang w:val="hi_IN" w:bidi="hi_IN"/>
+        </w:rPr>
+        <w:t>रोमियों 2:2–11</w:t>
+      </w:r>
+      <w:r>
+        <w:rPr>
+          <w:lang w:val="hi_IN" w:bidi="hi_IN"/>
+        </w:rPr>
+        <w:t xml:space="preserve">; </w:t>
+      </w:r>
+      <w:r>
+        <w:rPr>
+          <w:lang w:val="hi_IN" w:bidi="hi_IN"/>
+        </w:rPr>
+        <w:t>इब्रानियों 2:1–4</w:t>
+      </w:r>
+      <w:r>
+        <w:rPr>
+          <w:lang w:val="hi_IN" w:bidi="hi_IN"/>
+        </w:rPr>
+        <w:t xml:space="preserve">; </w:t>
+      </w:r>
+      <w:r>
+        <w:rPr>
+          <w:lang w:val="hi_IN" w:bidi="hi_IN"/>
+        </w:rPr>
+        <w:t>10:29</w:t>
+      </w:r>
+      <w:r>
+        <w:rPr>
+          <w:lang w:val="hi_IN" w:bidi="hi_IN"/>
+        </w:rPr>
+        <w:t xml:space="preserve">; </w:t>
+      </w:r>
+      <w:r>
+        <w:rPr>
+          <w:lang w:val="hi_IN" w:bidi="hi_IN"/>
+        </w:rPr>
+        <w:t>प्रकाशितवाक्य 9:20–21</w:t>
+      </w:r>
       <w:r>
         <w:rPr>
           <w:lang w:val="hi_IN" w:bidi="hi_IN"/>
@@ -1296,126 +1008,84 @@
         </w:rPr>
         <w:t>यिर्मयाह की भविष्यवाणी में, आशा का पहला संकेत इस्राएल के लिए प्रभु की आज्ञा है कि वे मूर्तिपूजा को त्याग दें और प्रभु परमेश्वर और सीनै पर्वत पर की गई विशेष संधि (वाचा) का पालन करें (</w:t>
       </w:r>
-      <w:hyperlink r:id="rId58">
-        <w:r>
-          <w:rPr>
-            <w:lang w:val="hi_IN" w:bidi="hi_IN"/>
-          </w:rPr>
-          <w:rPr>
-            <w:color w:val="0000EE"/>
-            <w:u w:val="single"/>
-          </w:rPr>
-          <w:t>यिर्म 3:11–4:2</w:t>
-        </w:r>
-      </w:hyperlink>
+      <w:r>
+        <w:rPr>
+          <w:lang w:val="hi_IN" w:bidi="hi_IN"/>
+        </w:rPr>
+        <w:t>यिर्म 3:11–4:2</w:t>
+      </w:r>
       <w:r>
         <w:rPr>
           <w:lang w:val="hi_IN" w:bidi="hi_IN"/>
         </w:rPr>
         <w:t>)। यदि वे सही प्रतिक्रिया देंगे, तो उनके लिए एक सकारात्मक भविष्य होगा। वे उपचारात्मक उद्धार का अनुभव कर सकते थे (</w:t>
       </w:r>
-      <w:hyperlink r:id="rId59">
-        <w:r>
-          <w:rPr>
-            <w:lang w:val="hi_IN" w:bidi="hi_IN"/>
-          </w:rPr>
-          <w:rPr>
-            <w:color w:val="0000EE"/>
-            <w:u w:val="single"/>
-          </w:rPr>
-          <w:t>3:22–23</w:t>
-        </w:r>
-      </w:hyperlink>
+      <w:r>
+        <w:rPr>
+          <w:lang w:val="hi_IN" w:bidi="hi_IN"/>
+        </w:rPr>
+        <w:t>3:22–23</w:t>
+      </w:r>
       <w:r>
         <w:rPr>
           <w:lang w:val="hi_IN" w:bidi="hi_IN"/>
         </w:rPr>
         <w:t>)। इस्राएल जाति-जाति के लिए आशीष बन जाएगा (</w:t>
       </w:r>
-      <w:hyperlink r:id="rId60">
-        <w:r>
-          <w:rPr>
-            <w:lang w:val="hi_IN" w:bidi="hi_IN"/>
-          </w:rPr>
-          <w:rPr>
-            <w:color w:val="0000EE"/>
-            <w:u w:val="single"/>
-          </w:rPr>
-          <w:t>4:1–2</w:t>
-        </w:r>
-      </w:hyperlink>
+      <w:r>
+        <w:rPr>
+          <w:lang w:val="hi_IN" w:bidi="hi_IN"/>
+        </w:rPr>
+        <w:t>4:1–2</w:t>
+      </w:r>
       <w:r>
         <w:rPr>
           <w:lang w:val="hi_IN" w:bidi="hi_IN"/>
         </w:rPr>
         <w:t xml:space="preserve">)। लोगों के पश्चाताप से परमेश्वर का दण्ड समाप्त हो जाएगा, और देश को विनाश का सामना नहीं करना पड़ेगा। यरूशलेम के विनाश से पहले की कठिनाइयों के दौरान भी, परमेश्वर ने एक अद्भुत भविष्य की प्रतिज्ञा करी थी जो देश को आशा देती थी (देखें </w:t>
       </w:r>
-      <w:hyperlink r:id="rId61">
-        <w:r>
-          <w:rPr>
-            <w:lang w:val="hi_IN" w:bidi="hi_IN"/>
-          </w:rPr>
-          <w:rPr>
-            <w:color w:val="0000EE"/>
-            <w:u w:val="single"/>
-          </w:rPr>
-          <w:t>16:15</w:t>
-        </w:r>
-      </w:hyperlink>
-      <w:r>
-        <w:rPr>
-          <w:lang w:val="hi_IN" w:bidi="hi_IN"/>
-        </w:rPr>
-        <w:t xml:space="preserve">; </w:t>
-      </w:r>
-      <w:hyperlink r:id="rId62">
-        <w:r>
-          <w:rPr>
-            <w:lang w:val="hi_IN" w:bidi="hi_IN"/>
-          </w:rPr>
-          <w:rPr>
-            <w:color w:val="0000EE"/>
-            <w:u w:val="single"/>
-          </w:rPr>
-          <w:t>23:3–8</w:t>
-        </w:r>
-      </w:hyperlink>
-      <w:r>
-        <w:rPr>
-          <w:lang w:val="hi_IN" w:bidi="hi_IN"/>
-        </w:rPr>
-        <w:t xml:space="preserve">; </w:t>
-      </w:r>
-      <w:hyperlink r:id="rId63">
-        <w:r>
-          <w:rPr>
-            <w:lang w:val="hi_IN" w:bidi="hi_IN"/>
-          </w:rPr>
-          <w:rPr>
-            <w:color w:val="0000EE"/>
-            <w:u w:val="single"/>
-          </w:rPr>
-          <w:t>29:10–14</w:t>
-        </w:r>
-      </w:hyperlink>
-      <w:r>
-        <w:rPr>
-          <w:lang w:val="hi_IN" w:bidi="hi_IN"/>
-        </w:rPr>
-        <w:t xml:space="preserve">; </w:t>
-      </w:r>
-      <w:hyperlink r:id="rId64">
-        <w:r>
-          <w:rPr>
-            <w:lang w:val="hi_IN" w:bidi="hi_IN"/>
-          </w:rPr>
-          <w:rPr>
-            <w:color w:val="0000EE"/>
-            <w:u w:val="single"/>
-          </w:rPr>
-          <w:t>30:1–33:26</w:t>
-        </w:r>
-      </w:hyperlink>
+      <w:r>
+        <w:rPr>
+          <w:lang w:val="hi_IN" w:bidi="hi_IN"/>
+        </w:rPr>
+        <w:t>16:15</w:t>
+      </w:r>
+      <w:r>
+        <w:rPr>
+          <w:lang w:val="hi_IN" w:bidi="hi_IN"/>
+        </w:rPr>
+        <w:t xml:space="preserve">; </w:t>
+      </w:r>
+      <w:r>
+        <w:rPr>
+          <w:lang w:val="hi_IN" w:bidi="hi_IN"/>
+        </w:rPr>
+        <w:t>23:3–8</w:t>
+      </w:r>
+      <w:r>
+        <w:rPr>
+          <w:lang w:val="hi_IN" w:bidi="hi_IN"/>
+        </w:rPr>
+        <w:t xml:space="preserve">; </w:t>
+      </w:r>
+      <w:r>
+        <w:rPr>
+          <w:lang w:val="hi_IN" w:bidi="hi_IN"/>
+        </w:rPr>
+        <w:t>29:10–14</w:t>
+      </w:r>
+      <w:r>
+        <w:rPr>
+          <w:lang w:val="hi_IN" w:bidi="hi_IN"/>
+        </w:rPr>
+        <w:t xml:space="preserve">; </w:t>
+      </w:r>
+      <w:r>
+        <w:rPr>
+          <w:lang w:val="hi_IN" w:bidi="hi_IN"/>
+        </w:rPr>
+        <w:t>30:1–33:26</w:t>
+      </w:r>
       <w:r>
         <w:rPr>
           <w:lang w:val="hi_IN" w:bidi="hi_IN"/>
@@ -1436,36 +1106,24 @@
         </w:rPr>
         <w:t xml:space="preserve">यहाँ तक कि जब परमेश्वर ने यरूशलेम का विनाश होने दिया, उन्होंने बाबेल में बंधुवा लोगों को आशा प्रदान करी। सत्तर वर्षों के बाद, जो लोग प्रभु की आज्ञा का पालन करेंगे वे मंदिर और यरूशलेम का पुनर्निर्माण करने के लिए प्रतिज्ञा के देश में लौट आएँगे। एक सक्रिय समुदाय चैन और सुख का अनुभव करेगा (देखें </w:t>
       </w:r>
-      <w:hyperlink r:id="rId65">
-        <w:r>
-          <w:rPr>
-            <w:lang w:val="hi_IN" w:bidi="hi_IN"/>
-          </w:rPr>
-          <w:rPr>
-            <w:color w:val="0000EE"/>
-            <w:u w:val="single"/>
-          </w:rPr>
-          <w:t>यिर्म 46:27–28</w:t>
-        </w:r>
-      </w:hyperlink>
+      <w:r>
+        <w:rPr>
+          <w:lang w:val="hi_IN" w:bidi="hi_IN"/>
+        </w:rPr>
+        <w:t>यिर्म 46:27–28</w:t>
+      </w:r>
       <w:r>
         <w:rPr>
           <w:lang w:val="hi_IN" w:bidi="hi_IN"/>
         </w:rPr>
         <w:t xml:space="preserve">; अध्याय </w:t>
       </w:r>
-      <w:hyperlink r:id="rId66">
-        <w:r>
-          <w:rPr>
-            <w:lang w:val="hi_IN" w:bidi="hi_IN"/>
-          </w:rPr>
-          <w:rPr>
-            <w:color w:val="0000EE"/>
-            <w:u w:val="single"/>
-          </w:rPr>
-          <w:t>50–51</w:t>
-        </w:r>
-      </w:hyperlink>
+      <w:r>
+        <w:rPr>
+          <w:lang w:val="hi_IN" w:bidi="hi_IN"/>
+        </w:rPr>
+        <w:t>50–51</w:t>
+      </w:r>
       <w:r>
         <w:rPr>
           <w:lang w:val="hi_IN" w:bidi="hi_IN"/>
@@ -1486,54 +1144,36 @@
         </w:rPr>
         <w:t>परमेश्वर के लोगों के लिए आशा भविष्य तक फैली हुई है, क्योंकि परमेश्वर ने राजा दाऊद के कुल में से एक धर्मी वंशज से अपने लोगों पर प्रभुता करने की प्रतिज्ञा करी है (</w:t>
       </w:r>
-      <w:hyperlink r:id="rId67">
-        <w:r>
-          <w:rPr>
-            <w:lang w:val="hi_IN" w:bidi="hi_IN"/>
-          </w:rPr>
-          <w:rPr>
-            <w:color w:val="0000EE"/>
-            <w:u w:val="single"/>
-          </w:rPr>
-          <w:t>यशा 11:1–5</w:t>
-        </w:r>
-      </w:hyperlink>
-      <w:r>
-        <w:rPr>
-          <w:lang w:val="hi_IN" w:bidi="hi_IN"/>
-        </w:rPr>
-        <w:t xml:space="preserve">; </w:t>
-      </w:r>
-      <w:hyperlink r:id="rId68">
-        <w:r>
-          <w:rPr>
-            <w:lang w:val="hi_IN" w:bidi="hi_IN"/>
-          </w:rPr>
-          <w:rPr>
-            <w:color w:val="0000EE"/>
-            <w:u w:val="single"/>
-          </w:rPr>
-          <w:t>यिर्म 23:5–6</w:t>
-        </w:r>
-      </w:hyperlink>
-      <w:r>
-        <w:rPr>
-          <w:lang w:val="hi_IN" w:bidi="hi_IN"/>
-        </w:rPr>
-        <w:t xml:space="preserve">; </w:t>
-      </w:r>
-      <w:hyperlink r:id="rId69">
-        <w:r>
-          <w:rPr>
-            <w:lang w:val="hi_IN" w:bidi="hi_IN"/>
-          </w:rPr>
-          <w:rPr>
-            <w:color w:val="0000EE"/>
-            <w:u w:val="single"/>
-          </w:rPr>
-          <w:t>33:15–17</w:t>
-        </w:r>
-      </w:hyperlink>
+      <w:r>
+        <w:rPr>
+          <w:lang w:val="hi_IN" w:bidi="hi_IN"/>
+        </w:rPr>
+        <w:t>यशा 11:1–5</w:t>
+      </w:r>
+      <w:r>
+        <w:rPr>
+          <w:lang w:val="hi_IN" w:bidi="hi_IN"/>
+        </w:rPr>
+        <w:t xml:space="preserve">; </w:t>
+      </w:r>
+      <w:r>
+        <w:rPr>
+          <w:lang w:val="hi_IN" w:bidi="hi_IN"/>
+        </w:rPr>
+        <w:t>यिर्म 23:5–6</w:t>
+      </w:r>
+      <w:r>
+        <w:rPr>
+          <w:lang w:val="hi_IN" w:bidi="hi_IN"/>
+        </w:rPr>
+        <w:t xml:space="preserve">; </w:t>
+      </w:r>
+      <w:r>
+        <w:rPr>
+          <w:lang w:val="hi_IN" w:bidi="hi_IN"/>
+        </w:rPr>
+        <w:t>33:15–17</w:t>
+      </w:r>
       <w:r>
         <w:rPr>
           <w:lang w:val="hi_IN" w:bidi="hi_IN"/>
@@ -1552,36 +1192,24 @@
         </w:rPr>
         <w:t>" बन गए (</w:t>
       </w:r>
-      <w:hyperlink r:id="rId70">
-        <w:r>
-          <w:rPr>
-            <w:lang w:val="hi_IN" w:bidi="hi_IN"/>
-          </w:rPr>
-          <w:rPr>
-            <w:color w:val="0000EE"/>
-            <w:u w:val="single"/>
-          </w:rPr>
-          <w:t>इब्रा 9:13–15</w:t>
-        </w:r>
-      </w:hyperlink>
-      <w:r>
-        <w:rPr>
-          <w:lang w:val="hi_IN" w:bidi="hi_IN"/>
-        </w:rPr>
-        <w:t xml:space="preserve">; </w:t>
-      </w:r>
-      <w:hyperlink r:id="rId71">
-        <w:r>
-          <w:rPr>
-            <w:lang w:val="hi_IN" w:bidi="hi_IN"/>
-          </w:rPr>
-          <w:rPr>
-            <w:color w:val="0000EE"/>
-            <w:u w:val="single"/>
-          </w:rPr>
-          <w:t>12:22–24</w:t>
-        </w:r>
-      </w:hyperlink>
+      <w:r>
+        <w:rPr>
+          <w:lang w:val="hi_IN" w:bidi="hi_IN"/>
+        </w:rPr>
+        <w:t>इब्रा 9:13–15</w:t>
+      </w:r>
+      <w:r>
+        <w:rPr>
+          <w:lang w:val="hi_IN" w:bidi="hi_IN"/>
+        </w:rPr>
+        <w:t xml:space="preserve">; </w:t>
+      </w:r>
+      <w:r>
+        <w:rPr>
+          <w:lang w:val="hi_IN" w:bidi="hi_IN"/>
+        </w:rPr>
+        <w:t>12:22–24</w:t>
+      </w:r>
       <w:r>
         <w:rPr>
           <w:lang w:val="hi_IN" w:bidi="hi_IN"/>
@@ -1611,270 +1239,180 @@
           <w:lang w:val="hi_IN" w:bidi="hi_IN"/>
         </w:rPr>
       </w:r>
-      <w:hyperlink r:id="rId72">
-        <w:r>
-          <w:rPr>
-            <w:lang w:val="hi_IN" w:bidi="hi_IN"/>
-          </w:rPr>
-          <w:rPr>
-            <w:color w:val="0000EE"/>
-            <w:u w:val="single"/>
-          </w:rPr>
-          <w:t>यशायाह 2:3–4</w:t>
-        </w:r>
-      </w:hyperlink>
-      <w:r>
-        <w:rPr>
-          <w:lang w:val="hi_IN" w:bidi="hi_IN"/>
-        </w:rPr>
-        <w:t xml:space="preserve">; </w:t>
-      </w:r>
-      <w:hyperlink r:id="rId73">
-        <w:r>
-          <w:rPr>
-            <w:lang w:val="hi_IN" w:bidi="hi_IN"/>
-          </w:rPr>
-          <w:rPr>
-            <w:color w:val="0000EE"/>
-            <w:u w:val="single"/>
-          </w:rPr>
-          <w:t>4:2</w:t>
-        </w:r>
-      </w:hyperlink>
-      <w:r>
-        <w:rPr>
-          <w:lang w:val="hi_IN" w:bidi="hi_IN"/>
-        </w:rPr>
-        <w:t xml:space="preserve">; </w:t>
-      </w:r>
-      <w:hyperlink r:id="rId74">
-        <w:r>
-          <w:rPr>
-            <w:lang w:val="hi_IN" w:bidi="hi_IN"/>
-          </w:rPr>
-          <w:rPr>
-            <w:color w:val="0000EE"/>
-            <w:u w:val="single"/>
-          </w:rPr>
-          <w:t>11:1–16</w:t>
-        </w:r>
-      </w:hyperlink>
-      <w:r>
-        <w:rPr>
-          <w:lang w:val="hi_IN" w:bidi="hi_IN"/>
-        </w:rPr>
-        <w:t xml:space="preserve">; </w:t>
-      </w:r>
-      <w:hyperlink r:id="rId75">
-        <w:r>
-          <w:rPr>
-            <w:lang w:val="hi_IN" w:bidi="hi_IN"/>
-          </w:rPr>
-          <w:rPr>
-            <w:color w:val="0000EE"/>
-            <w:u w:val="single"/>
-          </w:rPr>
-          <w:t>35:1–10</w:t>
-        </w:r>
-      </w:hyperlink>
-      <w:r>
-        <w:rPr>
-          <w:lang w:val="hi_IN" w:bidi="hi_IN"/>
-        </w:rPr>
-        <w:t xml:space="preserve">; </w:t>
-      </w:r>
-      <w:hyperlink r:id="rId76">
-        <w:r>
-          <w:rPr>
-            <w:lang w:val="hi_IN" w:bidi="hi_IN"/>
-          </w:rPr>
-          <w:rPr>
-            <w:color w:val="0000EE"/>
-            <w:u w:val="single"/>
-          </w:rPr>
-          <w:t>52:11–12</w:t>
-        </w:r>
-      </w:hyperlink>
-      <w:r>
-        <w:rPr>
-          <w:lang w:val="hi_IN" w:bidi="hi_IN"/>
-        </w:rPr>
-        <w:t xml:space="preserve">; </w:t>
-      </w:r>
-      <w:hyperlink r:id="rId58">
-        <w:r>
-          <w:rPr>
-            <w:lang w:val="hi_IN" w:bidi="hi_IN"/>
-          </w:rPr>
-          <w:rPr>
-            <w:color w:val="0000EE"/>
-            <w:u w:val="single"/>
-          </w:rPr>
-          <w:t>यिर्मयाह 3:11–4:2</w:t>
-        </w:r>
-      </w:hyperlink>
-      <w:r>
-        <w:rPr>
-          <w:lang w:val="hi_IN" w:bidi="hi_IN"/>
-        </w:rPr>
-        <w:t xml:space="preserve">; </w:t>
-      </w:r>
-      <w:hyperlink r:id="rId77">
-        <w:r>
-          <w:rPr>
-            <w:lang w:val="hi_IN" w:bidi="hi_IN"/>
-          </w:rPr>
-          <w:rPr>
-            <w:color w:val="0000EE"/>
-            <w:u w:val="single"/>
-          </w:rPr>
-          <w:t>16:14–15</w:t>
-        </w:r>
-      </w:hyperlink>
-      <w:r>
-        <w:rPr>
-          <w:lang w:val="hi_IN" w:bidi="hi_IN"/>
-        </w:rPr>
-        <w:t xml:space="preserve">; </w:t>
-      </w:r>
-      <w:hyperlink r:id="rId62">
-        <w:r>
-          <w:rPr>
-            <w:lang w:val="hi_IN" w:bidi="hi_IN"/>
-          </w:rPr>
-          <w:rPr>
-            <w:color w:val="0000EE"/>
-            <w:u w:val="single"/>
-          </w:rPr>
-          <w:t>23:3–8</w:t>
-        </w:r>
-      </w:hyperlink>
-      <w:r>
-        <w:rPr>
-          <w:lang w:val="hi_IN" w:bidi="hi_IN"/>
-        </w:rPr>
-        <w:t xml:space="preserve">; </w:t>
-      </w:r>
-      <w:hyperlink r:id="rId63">
-        <w:r>
-          <w:rPr>
-            <w:lang w:val="hi_IN" w:bidi="hi_IN"/>
-          </w:rPr>
-          <w:rPr>
-            <w:color w:val="0000EE"/>
-            <w:u w:val="single"/>
-          </w:rPr>
-          <w:t>29:10–14</w:t>
-        </w:r>
-      </w:hyperlink>
-      <w:r>
-        <w:rPr>
-          <w:lang w:val="hi_IN" w:bidi="hi_IN"/>
-        </w:rPr>
-        <w:t xml:space="preserve">; </w:t>
-      </w:r>
-      <w:hyperlink r:id="rId64">
-        <w:r>
-          <w:rPr>
-            <w:lang w:val="hi_IN" w:bidi="hi_IN"/>
-          </w:rPr>
-          <w:rPr>
-            <w:color w:val="0000EE"/>
-            <w:u w:val="single"/>
-          </w:rPr>
-          <w:t>30:1–33:26</w:t>
-        </w:r>
-      </w:hyperlink>
-      <w:r>
-        <w:rPr>
-          <w:lang w:val="hi_IN" w:bidi="hi_IN"/>
-        </w:rPr>
-        <w:t xml:space="preserve">; </w:t>
-      </w:r>
-      <w:hyperlink r:id="rId78">
-        <w:r>
-          <w:rPr>
-            <w:lang w:val="hi_IN" w:bidi="hi_IN"/>
-          </w:rPr>
-          <w:rPr>
-            <w:color w:val="0000EE"/>
-            <w:u w:val="single"/>
-          </w:rPr>
-          <w:t>46:27</w:t>
-        </w:r>
-      </w:hyperlink>
-      <w:r>
-        <w:rPr>
-          <w:lang w:val="hi_IN" w:bidi="hi_IN"/>
-        </w:rPr>
-        <w:t xml:space="preserve">; </w:t>
-      </w:r>
-      <w:hyperlink r:id="rId79">
-        <w:r>
-          <w:rPr>
-            <w:lang w:val="hi_IN" w:bidi="hi_IN"/>
-          </w:rPr>
-          <w:rPr>
-            <w:color w:val="0000EE"/>
-            <w:u w:val="single"/>
-          </w:rPr>
-          <w:t>होशे 3:4–5</w:t>
-        </w:r>
-      </w:hyperlink>
-      <w:r>
-        <w:rPr>
-          <w:lang w:val="hi_IN" w:bidi="hi_IN"/>
-        </w:rPr>
-        <w:t xml:space="preserve">; </w:t>
-      </w:r>
-      <w:hyperlink r:id="rId80">
-        <w:r>
-          <w:rPr>
-            <w:lang w:val="hi_IN" w:bidi="hi_IN"/>
-          </w:rPr>
-          <w:rPr>
-            <w:color w:val="0000EE"/>
-            <w:u w:val="single"/>
-          </w:rPr>
-          <w:t>आमोस 9:11–15</w:t>
-        </w:r>
-      </w:hyperlink>
-      <w:r>
-        <w:rPr>
-          <w:lang w:val="hi_IN" w:bidi="hi_IN"/>
-        </w:rPr>
-        <w:t xml:space="preserve">; </w:t>
-      </w:r>
-      <w:hyperlink r:id="rId70">
-        <w:r>
-          <w:rPr>
-            <w:lang w:val="hi_IN" w:bidi="hi_IN"/>
-          </w:rPr>
-          <w:rPr>
-            <w:color w:val="0000EE"/>
-            <w:u w:val="single"/>
-          </w:rPr>
-          <w:t>इब्रानियों 9:13–15</w:t>
-        </w:r>
-      </w:hyperlink>
-      <w:r>
-        <w:rPr>
-          <w:lang w:val="hi_IN" w:bidi="hi_IN"/>
-        </w:rPr>
-        <w:t xml:space="preserve">; </w:t>
-      </w:r>
-      <w:hyperlink r:id="rId71">
-        <w:r>
-          <w:rPr>
-            <w:lang w:val="hi_IN" w:bidi="hi_IN"/>
-          </w:rPr>
-          <w:rPr>
-            <w:color w:val="0000EE"/>
-            <w:u w:val="single"/>
-          </w:rPr>
-          <w:t>12:22–24</w:t>
-        </w:r>
-      </w:hyperlink>
+      <w:r>
+        <w:rPr>
+          <w:lang w:val="hi_IN" w:bidi="hi_IN"/>
+        </w:rPr>
+        <w:t>यशायाह 2:3–4</w:t>
+      </w:r>
+      <w:r>
+        <w:rPr>
+          <w:lang w:val="hi_IN" w:bidi="hi_IN"/>
+        </w:rPr>
+        <w:t xml:space="preserve">; </w:t>
+      </w:r>
+      <w:r>
+        <w:rPr>
+          <w:lang w:val="hi_IN" w:bidi="hi_IN"/>
+        </w:rPr>
+        <w:t>4:2</w:t>
+      </w:r>
+      <w:r>
+        <w:rPr>
+          <w:lang w:val="hi_IN" w:bidi="hi_IN"/>
+        </w:rPr>
+        <w:t xml:space="preserve">; </w:t>
+      </w:r>
+      <w:r>
+        <w:rPr>
+          <w:lang w:val="hi_IN" w:bidi="hi_IN"/>
+        </w:rPr>
+        <w:t>11:1–16</w:t>
+      </w:r>
+      <w:r>
+        <w:rPr>
+          <w:lang w:val="hi_IN" w:bidi="hi_IN"/>
+        </w:rPr>
+        <w:t xml:space="preserve">; </w:t>
+      </w:r>
+      <w:r>
+        <w:rPr>
+          <w:lang w:val="hi_IN" w:bidi="hi_IN"/>
+        </w:rPr>
+        <w:t>35:1–10</w:t>
+      </w:r>
+      <w:r>
+        <w:rPr>
+          <w:lang w:val="hi_IN" w:bidi="hi_IN"/>
+        </w:rPr>
+        <w:t xml:space="preserve">; </w:t>
+      </w:r>
+      <w:r>
+        <w:rPr>
+          <w:lang w:val="hi_IN" w:bidi="hi_IN"/>
+        </w:rPr>
+        <w:t>52:11–12</w:t>
+      </w:r>
+      <w:r>
+        <w:rPr>
+          <w:lang w:val="hi_IN" w:bidi="hi_IN"/>
+        </w:rPr>
+        <w:t xml:space="preserve">; </w:t>
+      </w:r>
+      <w:r>
+        <w:rPr>
+          <w:lang w:val="hi_IN" w:bidi="hi_IN"/>
+        </w:rPr>
+        <w:t>यिर्मयाह 3:11–4:2</w:t>
+      </w:r>
+      <w:r>
+        <w:rPr>
+          <w:lang w:val="hi_IN" w:bidi="hi_IN"/>
+        </w:rPr>
+        <w:t xml:space="preserve">; </w:t>
+      </w:r>
+      <w:r>
+        <w:rPr>
+          <w:lang w:val="hi_IN" w:bidi="hi_IN"/>
+        </w:rPr>
+        <w:t>16:14–15</w:t>
+      </w:r>
+      <w:r>
+        <w:rPr>
+          <w:lang w:val="hi_IN" w:bidi="hi_IN"/>
+        </w:rPr>
+        <w:t xml:space="preserve">; </w:t>
+      </w:r>
+      <w:r>
+        <w:rPr>
+          <w:lang w:val="hi_IN" w:bidi="hi_IN"/>
+        </w:rPr>
+        <w:t>23:3–8</w:t>
+      </w:r>
+      <w:r>
+        <w:rPr>
+          <w:lang w:val="hi_IN" w:bidi="hi_IN"/>
+        </w:rPr>
+        <w:t xml:space="preserve">; </w:t>
+      </w:r>
+      <w:r>
+        <w:rPr>
+          <w:lang w:val="hi_IN" w:bidi="hi_IN"/>
+        </w:rPr>
+        <w:t>29:10–14</w:t>
+      </w:r>
+      <w:r>
+        <w:rPr>
+          <w:lang w:val="hi_IN" w:bidi="hi_IN"/>
+        </w:rPr>
+        <w:t xml:space="preserve">; </w:t>
+      </w:r>
+      <w:r>
+        <w:rPr>
+          <w:lang w:val="hi_IN" w:bidi="hi_IN"/>
+        </w:rPr>
+        <w:t>30:1–33:26</w:t>
+      </w:r>
+      <w:r>
+        <w:rPr>
+          <w:lang w:val="hi_IN" w:bidi="hi_IN"/>
+        </w:rPr>
+        <w:t xml:space="preserve">; </w:t>
+      </w:r>
+      <w:r>
+        <w:rPr>
+          <w:lang w:val="hi_IN" w:bidi="hi_IN"/>
+        </w:rPr>
+        <w:t>46:27</w:t>
+      </w:r>
+      <w:r>
+        <w:rPr>
+          <w:lang w:val="hi_IN" w:bidi="hi_IN"/>
+        </w:rPr>
+        <w:t xml:space="preserve">; </w:t>
+      </w:r>
+      <w:r>
+        <w:rPr>
+          <w:lang w:val="hi_IN" w:bidi="hi_IN"/>
+        </w:rPr>
+        <w:t>होशे 3:4–5</w:t>
+      </w:r>
+      <w:r>
+        <w:rPr>
+          <w:lang w:val="hi_IN" w:bidi="hi_IN"/>
+        </w:rPr>
+        <w:t xml:space="preserve">; </w:t>
+      </w:r>
+      <w:r>
+        <w:rPr>
+          <w:lang w:val="hi_IN" w:bidi="hi_IN"/>
+        </w:rPr>
+        <w:t>आमोस 9:11–15</w:t>
+      </w:r>
+      <w:r>
+        <w:rPr>
+          <w:lang w:val="hi_IN" w:bidi="hi_IN"/>
+        </w:rPr>
+        <w:t xml:space="preserve">; </w:t>
+      </w:r>
+      <w:r>
+        <w:rPr>
+          <w:lang w:val="hi_IN" w:bidi="hi_IN"/>
+        </w:rPr>
+        <w:t>इब्रानियों 9:13–15</w:t>
+      </w:r>
+      <w:r>
+        <w:rPr>
+          <w:lang w:val="hi_IN" w:bidi="hi_IN"/>
+        </w:rPr>
+        <w:t xml:space="preserve">; </w:t>
+      </w:r>
+      <w:r>
+        <w:rPr>
+          <w:lang w:val="hi_IN" w:bidi="hi_IN"/>
+        </w:rPr>
+        <w:t>12:22–24</w:t>
+      </w:r>
       <w:r>
         <w:rPr>
           <w:lang w:val="hi_IN" w:bidi="hi_IN"/>
@@ -1923,36 +1461,24 @@
         </w:rPr>
         <w:t xml:space="preserve">न्यायियों की पुस्तक न्यायियों के माध्यम से परमेश्वर के छुटकारे पर जोर देती है, लेकिन उनकी वर्तमान स्थिति की समस्याओं को भी दर्शाती है। इस समय के दौरान, परमेश्वर के प्रति व्यक्तिगत प्रतिबद्धता कम हो गई जबकि सामाजिक समस्याएँ बढ़ गईं। यह विशेष रूप से अध्याय </w:t>
       </w:r>
-      <w:hyperlink r:id="rId81">
-        <w:r>
-          <w:rPr>
-            <w:lang w:val="hi_IN" w:bidi="hi_IN"/>
-          </w:rPr>
-          <w:rPr>
-            <w:color w:val="0000EE"/>
-            <w:u w:val="single"/>
-          </w:rPr>
-          <w:t>5</w:t>
-        </w:r>
-      </w:hyperlink>
+      <w:r>
+        <w:rPr>
+          <w:lang w:val="hi_IN" w:bidi="hi_IN"/>
+        </w:rPr>
+        <w:t>5</w:t>
+      </w:r>
       <w:r>
         <w:rPr>
           <w:lang w:val="hi_IN" w:bidi="hi_IN"/>
         </w:rPr>
         <w:t xml:space="preserve"> में सत्य है (उदाहरण के लिए, </w:t>
       </w:r>
-      <w:hyperlink r:id="rId82">
-        <w:r>
-          <w:rPr>
-            <w:lang w:val="hi_IN" w:bidi="hi_IN"/>
-          </w:rPr>
-          <w:rPr>
-            <w:color w:val="0000EE"/>
-            <w:u w:val="single"/>
-          </w:rPr>
-          <w:t>5:6–8</w:t>
-        </w:r>
-      </w:hyperlink>
+      <w:r>
+        <w:rPr>
+          <w:lang w:val="hi_IN" w:bidi="hi_IN"/>
+        </w:rPr>
+        <w:t>5:6–8</w:t>
+      </w:r>
       <w:r>
         <w:rPr>
           <w:lang w:val="hi_IN" w:bidi="hi_IN"/>
@@ -1995,36 +1521,24 @@
         </w:rPr>
         <w:t xml:space="preserve">गोत्रों ने एक साथ काम करने के लिए संघर्ष किया, यहाँ तक कि एक सामान्य शत्रु के खिलाफ भी (उदाहरण के लिए, गिदोन और यिप्तह की कहानियों को देखें; अध्याय </w:t>
       </w:r>
-      <w:hyperlink r:id="rId83">
-        <w:r>
-          <w:rPr>
-            <w:lang w:val="hi_IN" w:bidi="hi_IN"/>
-          </w:rPr>
-          <w:rPr>
-            <w:color w:val="0000EE"/>
-            <w:u w:val="single"/>
-          </w:rPr>
-          <w:t>8</w:t>
-        </w:r>
-      </w:hyperlink>
+      <w:r>
+        <w:rPr>
+          <w:lang w:val="hi_IN" w:bidi="hi_IN"/>
+        </w:rPr>
+        <w:t>8</w:t>
+      </w:r>
       <w:r>
         <w:rPr>
           <w:lang w:val="hi_IN" w:bidi="hi_IN"/>
         </w:rPr>
         <w:t xml:space="preserve">, </w:t>
       </w:r>
-      <w:hyperlink r:id="rId84">
-        <w:r>
-          <w:rPr>
-            <w:lang w:val="hi_IN" w:bidi="hi_IN"/>
-          </w:rPr>
-          <w:rPr>
-            <w:color w:val="0000EE"/>
-            <w:u w:val="single"/>
-          </w:rPr>
-          <w:t>12</w:t>
-        </w:r>
-      </w:hyperlink>
+      <w:r>
+        <w:rPr>
+          <w:lang w:val="hi_IN" w:bidi="hi_IN"/>
+        </w:rPr>
+        <w:t>12</w:t>
+      </w:r>
       <w:r>
         <w:rPr>
           <w:lang w:val="hi_IN" w:bidi="hi_IN"/>
@@ -2079,120 +1593,78 @@
         </w:rPr>
         <w:t>" करते थे, जो मूर्ति पूजा से जुड़ा था (</w:t>
       </w:r>
-      <w:hyperlink r:id="rId85">
-        <w:r>
-          <w:rPr>
-            <w:lang w:val="hi_IN" w:bidi="hi_IN"/>
-          </w:rPr>
-          <w:rPr>
-            <w:color w:val="0000EE"/>
-            <w:u w:val="single"/>
-          </w:rPr>
-          <w:t>न्या 2:11–13</w:t>
-        </w:r>
-      </w:hyperlink>
-      <w:r>
-        <w:rPr>
-          <w:lang w:val="hi_IN" w:bidi="hi_IN"/>
-        </w:rPr>
-        <w:t xml:space="preserve">; </w:t>
-      </w:r>
-      <w:hyperlink r:id="rId86">
-        <w:r>
-          <w:rPr>
-            <w:lang w:val="hi_IN" w:bidi="hi_IN"/>
-          </w:rPr>
-          <w:rPr>
-            <w:color w:val="0000EE"/>
-            <w:u w:val="single"/>
-          </w:rPr>
-          <w:t>3:7</w:t>
-        </w:r>
-      </w:hyperlink>
-      <w:r>
-        <w:rPr>
-          <w:lang w:val="hi_IN" w:bidi="hi_IN"/>
-        </w:rPr>
-        <w:t xml:space="preserve">; </w:t>
-      </w:r>
-      <w:hyperlink r:id="rId87">
-        <w:r>
-          <w:rPr>
-            <w:lang w:val="hi_IN" w:bidi="hi_IN"/>
-          </w:rPr>
-          <w:rPr>
-            <w:color w:val="0000EE"/>
-            <w:u w:val="single"/>
-          </w:rPr>
-          <w:t>10:6</w:t>
-        </w:r>
-      </w:hyperlink>
+      <w:r>
+        <w:rPr>
+          <w:lang w:val="hi_IN" w:bidi="hi_IN"/>
+        </w:rPr>
+        <w:t>न्या 2:11–13</w:t>
+      </w:r>
+      <w:r>
+        <w:rPr>
+          <w:lang w:val="hi_IN" w:bidi="hi_IN"/>
+        </w:rPr>
+        <w:t xml:space="preserve">; </w:t>
+      </w:r>
+      <w:r>
+        <w:rPr>
+          <w:lang w:val="hi_IN" w:bidi="hi_IN"/>
+        </w:rPr>
+        <w:t>3:7</w:t>
+      </w:r>
+      <w:r>
+        <w:rPr>
+          <w:lang w:val="hi_IN" w:bidi="hi_IN"/>
+        </w:rPr>
+        <w:t xml:space="preserve">; </w:t>
+      </w:r>
+      <w:r>
+        <w:rPr>
+          <w:lang w:val="hi_IN" w:bidi="hi_IN"/>
+        </w:rPr>
+        <w:t>10:6</w:t>
+      </w:r>
       <w:r>
         <w:rPr>
           <w:lang w:val="hi_IN" w:bidi="hi_IN"/>
         </w:rPr>
         <w:t>)। गिदोन के शहर ओप्रा में बाल की वेदी और अशेरा की मूर्ति, स्पष्ट रूप से प्रभु को त्यागते हुए दिखाती हैं (</w:t>
       </w:r>
-      <w:hyperlink r:id="rId88">
-        <w:r>
-          <w:rPr>
-            <w:lang w:val="hi_IN" w:bidi="hi_IN"/>
-          </w:rPr>
-          <w:rPr>
-            <w:color w:val="0000EE"/>
-            <w:u w:val="single"/>
-          </w:rPr>
-          <w:t>6:25–30</w:t>
-        </w:r>
-      </w:hyperlink>
+      <w:r>
+        <w:rPr>
+          <w:lang w:val="hi_IN" w:bidi="hi_IN"/>
+        </w:rPr>
+        <w:t>6:25–30</w:t>
+      </w:r>
       <w:r>
         <w:rPr>
           <w:lang w:val="hi_IN" w:bidi="hi_IN"/>
         </w:rPr>
         <w:t>)। यह गिदोन द्वारा बनाए गए सुनहरे एपोद की आराधना और गिदोन की मृत्यु के बाद बाल की पूजा में लौटने के समान है (</w:t>
       </w:r>
-      <w:hyperlink r:id="rId89">
-        <w:r>
-          <w:rPr>
-            <w:lang w:val="hi_IN" w:bidi="hi_IN"/>
-          </w:rPr>
-          <w:rPr>
-            <w:color w:val="0000EE"/>
-            <w:u w:val="single"/>
-          </w:rPr>
-          <w:t>8:27, 3</w:t>
-        </w:r>
-      </w:hyperlink>
-      <w:hyperlink r:id="rId90">
-        <w:r>
-          <w:rPr>
-            <w:lang w:val="hi_IN" w:bidi="hi_IN"/>
-          </w:rPr>
-          <w:rPr>
-            <w:color w:val="0000EE"/>
-            <w:u w:val="single"/>
-          </w:rPr>
-          <w:t>3–35</w:t>
-        </w:r>
-      </w:hyperlink>
+      <w:r>
+        <w:rPr>
+          <w:lang w:val="hi_IN" w:bidi="hi_IN"/>
+        </w:rPr>
+        <w:t>8:27, 3</w:t>
+      </w:r>
+      <w:r>
+        <w:rPr>
+          <w:lang w:val="hi_IN" w:bidi="hi_IN"/>
+        </w:rPr>
+        <w:t>3–35</w:t>
+      </w:r>
       <w:r>
         <w:rPr>
           <w:lang w:val="hi_IN" w:bidi="hi_IN"/>
         </w:rPr>
         <w:t xml:space="preserve">)। शिमशोन का एक पलिश्ती महिला से विवाह भी वाचा के आदेशों के खिलाफ था (देखें </w:t>
       </w:r>
-      <w:hyperlink r:id="rId91">
-        <w:r>
-          <w:rPr>
-            <w:lang w:val="hi_IN" w:bidi="hi_IN"/>
-          </w:rPr>
-          <w:rPr>
-            <w:color w:val="0000EE"/>
-            <w:u w:val="single"/>
-          </w:rPr>
-          <w:t>व्य.वि. 7:1–4</w:t>
-        </w:r>
-      </w:hyperlink>
+      <w:r>
+        <w:rPr>
+          <w:lang w:val="hi_IN" w:bidi="hi_IN"/>
+        </w:rPr>
+        <w:t>व्य.वि. 7:1–4</w:t>
+      </w:r>
       <w:r>
         <w:rPr>
           <w:lang w:val="hi_IN" w:bidi="hi_IN"/>
@@ -2213,54 +1685,36 @@
         </w:rPr>
         <w:t>सामाजिक अराजकता अंतिम अध्यायों में चरम पर है (</w:t>
       </w:r>
-      <w:hyperlink r:id="rId92">
-        <w:r>
-          <w:rPr>
-            <w:lang w:val="hi_IN" w:bidi="hi_IN"/>
-          </w:rPr>
-          <w:rPr>
-            <w:color w:val="0000EE"/>
-            <w:u w:val="single"/>
-          </w:rPr>
-          <w:t>न्या 17–21</w:t>
-        </w:r>
-      </w:hyperlink>
+      <w:r>
+        <w:rPr>
+          <w:lang w:val="hi_IN" w:bidi="hi_IN"/>
+        </w:rPr>
+        <w:t>न्या 17–21</w:t>
+      </w:r>
       <w:r>
         <w:rPr>
           <w:lang w:val="hi_IN" w:bidi="hi_IN"/>
         </w:rPr>
         <w:t xml:space="preserve">)। मीका, लेवियों और दानियों की कहानी धार्मिक समस्याओं को कानूनहीन छापों (रेड), चोरी और हिंसा के साथ जोड़ती है (अध्याय </w:t>
       </w:r>
-      <w:hyperlink r:id="rId93">
-        <w:r>
-          <w:rPr>
-            <w:lang w:val="hi_IN" w:bidi="hi_IN"/>
-          </w:rPr>
-          <w:rPr>
-            <w:color w:val="0000EE"/>
-            <w:u w:val="single"/>
-          </w:rPr>
-          <w:t>17–18</w:t>
-        </w:r>
-      </w:hyperlink>
+      <w:r>
+        <w:rPr>
+          <w:lang w:val="hi_IN" w:bidi="hi_IN"/>
+        </w:rPr>
+        <w:t>17–18</w:t>
+      </w:r>
       <w:r>
         <w:rPr>
           <w:lang w:val="hi_IN" w:bidi="hi_IN"/>
         </w:rPr>
         <w:t xml:space="preserve">)। अंतिम खण्ड में एक दु:खद गृहयुद्ध और सामाजिक शिष्टाचार के पूर्ण नुकसान के बारे में बताया गया है (अध्याय </w:t>
       </w:r>
-      <w:hyperlink r:id="rId94">
-        <w:r>
-          <w:rPr>
-            <w:lang w:val="hi_IN" w:bidi="hi_IN"/>
-          </w:rPr>
-          <w:rPr>
-            <w:color w:val="0000EE"/>
-            <w:u w:val="single"/>
-          </w:rPr>
-          <w:t>19–21</w:t>
-        </w:r>
-      </w:hyperlink>
+      <w:r>
+        <w:rPr>
+          <w:lang w:val="hi_IN" w:bidi="hi_IN"/>
+        </w:rPr>
+        <w:t>19–21</w:t>
+      </w:r>
       <w:r>
         <w:rPr>
           <w:lang w:val="hi_IN" w:bidi="hi_IN"/>
@@ -2281,48 +1735,30 @@
         </w:rPr>
         <w:t>वैवाहिक समस्याओं, आतिथ्य की कमी, दुष्कर्म और हत्या ने बिन्यामीनियों को लगभग खत्म कर दिया (</w:t>
       </w:r>
-      <w:hyperlink r:id="rId95">
-        <w:r>
-          <w:rPr>
-            <w:lang w:val="hi_IN" w:bidi="hi_IN"/>
-          </w:rPr>
-          <w:rPr>
-            <w:color w:val="0000EE"/>
-            <w:u w:val="single"/>
-          </w:rPr>
-          <w:t>न्या 19-</w:t>
-        </w:r>
-      </w:hyperlink>
-      <w:hyperlink r:id="rId96">
-        <w:r>
-          <w:rPr>
-            <w:lang w:val="hi_IN" w:bidi="hi_IN"/>
-          </w:rPr>
-          <w:rPr>
-            <w:color w:val="0000EE"/>
-            <w:u w:val="single"/>
-          </w:rPr>
-          <w:t>20</w:t>
-        </w:r>
-      </w:hyperlink>
+      <w:r>
+        <w:rPr>
+          <w:lang w:val="hi_IN" w:bidi="hi_IN"/>
+        </w:rPr>
+        <w:t>न्या 19-</w:t>
+      </w:r>
+      <w:r>
+        <w:rPr>
+          <w:lang w:val="hi_IN" w:bidi="hi_IN"/>
+        </w:rPr>
+        <w:t>20</w:t>
+      </w:r>
       <w:r>
         <w:rPr>
           <w:lang w:val="hi_IN" w:bidi="hi_IN"/>
         </w:rPr>
         <w:t>)। वे केवल इसलिए बचे क्योंकि इस्राएलियों ने एक ऐतिहासिक शहर, याबेश-गिलाद को नष्ट कर दिया। फिर एक नकली समारोह ने बिन्यामिनियों को युवा कुँवारियों को पत्नियों के रूप में लेने की अनुमति दी (</w:t>
       </w:r>
-      <w:hyperlink r:id="rId97">
-        <w:r>
-          <w:rPr>
-            <w:lang w:val="hi_IN" w:bidi="hi_IN"/>
-          </w:rPr>
-          <w:rPr>
-            <w:color w:val="0000EE"/>
-            <w:u w:val="single"/>
-          </w:rPr>
-          <w:t>21:6–23</w:t>
-        </w:r>
-      </w:hyperlink>
+      <w:r>
+        <w:rPr>
+          <w:lang w:val="hi_IN" w:bidi="hi_IN"/>
+        </w:rPr>
+        <w:t>21:6–23</w:t>
+      </w:r>
       <w:r>
         <w:rPr>
           <w:lang w:val="hi_IN" w:bidi="hi_IN"/>
@@ -2341,18 +1777,12 @@
         </w:rPr>
         <w:t>” (</w:t>
       </w:r>
-      <w:hyperlink r:id="rId98">
-        <w:r>
-          <w:rPr>
-            <w:lang w:val="hi_IN" w:bidi="hi_IN"/>
-          </w:rPr>
-          <w:rPr>
-            <w:color w:val="0000EE"/>
-            <w:u w:val="single"/>
-          </w:rPr>
-          <w:t>21:25</w:t>
-        </w:r>
-      </w:hyperlink>
+      <w:r>
+        <w:rPr>
+          <w:lang w:val="hi_IN" w:bidi="hi_IN"/>
+        </w:rPr>
+        <w:t>21:25</w:t>
+      </w:r>
       <w:r>
         <w:rPr>
           <w:lang w:val="hi_IN" w:bidi="hi_IN"/>
@@ -2382,234 +1812,156 @@
           <w:lang w:val="hi_IN" w:bidi="hi_IN"/>
         </w:rPr>
       </w:r>
-      <w:hyperlink r:id="rId82">
-        <w:r>
-          <w:rPr>
-            <w:lang w:val="hi_IN" w:bidi="hi_IN"/>
-          </w:rPr>
-          <w:rPr>
-            <w:color w:val="0000EE"/>
-            <w:u w:val="single"/>
-          </w:rPr>
-          <w:t>न्यायियों 5:6–8</w:t>
-        </w:r>
-      </w:hyperlink>
-      <w:r>
-        <w:rPr>
-          <w:lang w:val="hi_IN" w:bidi="hi_IN"/>
-        </w:rPr>
-        <w:t xml:space="preserve">; </w:t>
-      </w:r>
-      <w:hyperlink r:id="rId99">
-        <w:r>
-          <w:rPr>
-            <w:lang w:val="hi_IN" w:bidi="hi_IN"/>
-          </w:rPr>
-          <w:rPr>
-            <w:color w:val="0000EE"/>
-            <w:u w:val="single"/>
-          </w:rPr>
-          <w:t>6:25–27</w:t>
-        </w:r>
-      </w:hyperlink>
-      <w:r>
-        <w:rPr>
-          <w:lang w:val="hi_IN" w:bidi="hi_IN"/>
-        </w:rPr>
-        <w:t xml:space="preserve">; </w:t>
-      </w:r>
-      <w:hyperlink r:id="rId83">
-        <w:r>
-          <w:rPr>
-            <w:lang w:val="hi_IN" w:bidi="hi_IN"/>
-          </w:rPr>
-          <w:rPr>
-            <w:color w:val="0000EE"/>
-            <w:u w:val="single"/>
-          </w:rPr>
-          <w:t>8:1–35</w:t>
-        </w:r>
-      </w:hyperlink>
-      <w:r>
-        <w:rPr>
-          <w:lang w:val="hi_IN" w:bidi="hi_IN"/>
-        </w:rPr>
-        <w:t xml:space="preserve">; </w:t>
-      </w:r>
-      <w:hyperlink r:id="rId84">
-        <w:r>
-          <w:rPr>
-            <w:lang w:val="hi_IN" w:bidi="hi_IN"/>
-          </w:rPr>
-          <w:rPr>
-            <w:color w:val="0000EE"/>
-            <w:u w:val="single"/>
-          </w:rPr>
-          <w:t>12:1–15</w:t>
-        </w:r>
-      </w:hyperlink>
-      <w:r>
-        <w:rPr>
-          <w:lang w:val="hi_IN" w:bidi="hi_IN"/>
-        </w:rPr>
-        <w:t xml:space="preserve">; </w:t>
-      </w:r>
-      <w:hyperlink r:id="rId92">
-        <w:r>
-          <w:rPr>
-            <w:lang w:val="hi_IN" w:bidi="hi_IN"/>
-          </w:rPr>
-          <w:rPr>
-            <w:color w:val="0000EE"/>
-            <w:u w:val="single"/>
-          </w:rPr>
-          <w:t>17:1–21:25</w:t>
-        </w:r>
-      </w:hyperlink>
-      <w:r>
-        <w:rPr>
-          <w:lang w:val="hi_IN" w:bidi="hi_IN"/>
-        </w:rPr>
-        <w:t xml:space="preserve">; </w:t>
-      </w:r>
-      <w:hyperlink r:id="rId100">
-        <w:r>
-          <w:rPr>
-            <w:lang w:val="hi_IN" w:bidi="hi_IN"/>
-          </w:rPr>
-          <w:rPr>
-            <w:color w:val="0000EE"/>
-            <w:u w:val="single"/>
-          </w:rPr>
-          <w:t>भजन संहिता 11:2–7</w:t>
-        </w:r>
-      </w:hyperlink>
-      <w:r>
-        <w:rPr>
-          <w:lang w:val="hi_IN" w:bidi="hi_IN"/>
-        </w:rPr>
-        <w:t xml:space="preserve">; </w:t>
-      </w:r>
-      <w:hyperlink r:id="rId101">
-        <w:r>
-          <w:rPr>
-            <w:lang w:val="hi_IN" w:bidi="hi_IN"/>
-          </w:rPr>
-          <w:rPr>
-            <w:color w:val="0000EE"/>
-            <w:u w:val="single"/>
-          </w:rPr>
-          <w:t>नीतिवचन 28:2–3</w:t>
-        </w:r>
-      </w:hyperlink>
-      <w:r>
-        <w:rPr>
-          <w:lang w:val="hi_IN" w:bidi="hi_IN"/>
-        </w:rPr>
-        <w:t xml:space="preserve">; </w:t>
-      </w:r>
-      <w:hyperlink r:id="rId102">
-        <w:r>
-          <w:rPr>
-            <w:lang w:val="hi_IN" w:bidi="hi_IN"/>
-          </w:rPr>
-          <w:rPr>
-            <w:color w:val="0000EE"/>
-            <w:u w:val="single"/>
-          </w:rPr>
-          <w:t>यिर्मयाह 5:7–9</w:t>
-        </w:r>
-      </w:hyperlink>
-      <w:r>
-        <w:rPr>
-          <w:lang w:val="hi_IN" w:bidi="hi_IN"/>
-        </w:rPr>
-        <w:t xml:space="preserve">; </w:t>
-      </w:r>
-      <w:hyperlink r:id="rId103">
-        <w:r>
-          <w:rPr>
-            <w:lang w:val="hi_IN" w:bidi="hi_IN"/>
-          </w:rPr>
-          <w:rPr>
-            <w:color w:val="0000EE"/>
-            <w:u w:val="single"/>
-          </w:rPr>
-          <w:t>12:1–17</w:t>
-        </w:r>
-      </w:hyperlink>
-      <w:r>
-        <w:rPr>
-          <w:lang w:val="hi_IN" w:bidi="hi_IN"/>
-        </w:rPr>
-        <w:t xml:space="preserve">; </w:t>
-      </w:r>
-      <w:hyperlink r:id="rId104">
-        <w:r>
-          <w:rPr>
-            <w:lang w:val="hi_IN" w:bidi="hi_IN"/>
-          </w:rPr>
-          <w:rPr>
-            <w:color w:val="0000EE"/>
-            <w:u w:val="single"/>
-          </w:rPr>
-          <w:t>मीका 3:9–12</w:t>
-        </w:r>
-      </w:hyperlink>
-      <w:r>
-        <w:rPr>
-          <w:lang w:val="hi_IN" w:bidi="hi_IN"/>
-        </w:rPr>
-        <w:t xml:space="preserve">; </w:t>
-      </w:r>
-      <w:hyperlink r:id="rId105">
-        <w:r>
-          <w:rPr>
-            <w:lang w:val="hi_IN" w:bidi="hi_IN"/>
-          </w:rPr>
-          <w:rPr>
-            <w:color w:val="0000EE"/>
-            <w:u w:val="single"/>
-          </w:rPr>
-          <w:t>7:2–7</w:t>
-        </w:r>
-      </w:hyperlink>
-      <w:r>
-        <w:rPr>
-          <w:lang w:val="hi_IN" w:bidi="hi_IN"/>
-        </w:rPr>
-        <w:t xml:space="preserve">; </w:t>
-      </w:r>
-      <w:hyperlink r:id="rId106">
-        <w:r>
-          <w:rPr>
-            <w:lang w:val="hi_IN" w:bidi="hi_IN"/>
-          </w:rPr>
-          <w:rPr>
-            <w:color w:val="0000EE"/>
-            <w:u w:val="single"/>
-          </w:rPr>
-          <w:t>रोमियों 1:21–32</w:t>
-        </w:r>
-      </w:hyperlink>
-      <w:r>
-        <w:rPr>
-          <w:lang w:val="hi_IN" w:bidi="hi_IN"/>
-        </w:rPr>
-        <w:t xml:space="preserve">; </w:t>
-      </w:r>
-      <w:hyperlink r:id="rId107">
-        <w:r>
-          <w:rPr>
-            <w:lang w:val="hi_IN" w:bidi="hi_IN"/>
-          </w:rPr>
-          <w:rPr>
-            <w:color w:val="0000EE"/>
-            <w:u w:val="single"/>
-          </w:rPr>
-          <w:t>गलातियों 5:19–23</w:t>
-        </w:r>
-      </w:hyperlink>
+      <w:r>
+        <w:rPr>
+          <w:lang w:val="hi_IN" w:bidi="hi_IN"/>
+        </w:rPr>
+        <w:t>न्यायियों 5:6–8</w:t>
+      </w:r>
+      <w:r>
+        <w:rPr>
+          <w:lang w:val="hi_IN" w:bidi="hi_IN"/>
+        </w:rPr>
+        <w:t xml:space="preserve">; </w:t>
+      </w:r>
+      <w:r>
+        <w:rPr>
+          <w:lang w:val="hi_IN" w:bidi="hi_IN"/>
+        </w:rPr>
+        <w:t>6:25–27</w:t>
+      </w:r>
+      <w:r>
+        <w:rPr>
+          <w:lang w:val="hi_IN" w:bidi="hi_IN"/>
+        </w:rPr>
+        <w:t xml:space="preserve">; </w:t>
+      </w:r>
+      <w:r>
+        <w:rPr>
+          <w:lang w:val="hi_IN" w:bidi="hi_IN"/>
+        </w:rPr>
+        <w:t>8:1–35</w:t>
+      </w:r>
+      <w:r>
+        <w:rPr>
+          <w:lang w:val="hi_IN" w:bidi="hi_IN"/>
+        </w:rPr>
+        <w:t xml:space="preserve">; </w:t>
+      </w:r>
+      <w:r>
+        <w:rPr>
+          <w:lang w:val="hi_IN" w:bidi="hi_IN"/>
+        </w:rPr>
+        <w:t>12:1–15</w:t>
+      </w:r>
+      <w:r>
+        <w:rPr>
+          <w:lang w:val="hi_IN" w:bidi="hi_IN"/>
+        </w:rPr>
+        <w:t xml:space="preserve">; </w:t>
+      </w:r>
+      <w:r>
+        <w:rPr>
+          <w:lang w:val="hi_IN" w:bidi="hi_IN"/>
+        </w:rPr>
+        <w:t>17:1–21:25</w:t>
+      </w:r>
+      <w:r>
+        <w:rPr>
+          <w:lang w:val="hi_IN" w:bidi="hi_IN"/>
+        </w:rPr>
+        <w:t xml:space="preserve">; </w:t>
+      </w:r>
+      <w:r>
+        <w:rPr>
+          <w:lang w:val="hi_IN" w:bidi="hi_IN"/>
+        </w:rPr>
+        <w:t>भजन संहिता 11:2–7</w:t>
+      </w:r>
+      <w:r>
+        <w:rPr>
+          <w:lang w:val="hi_IN" w:bidi="hi_IN"/>
+        </w:rPr>
+        <w:t xml:space="preserve">; </w:t>
+      </w:r>
+      <w:r>
+        <w:rPr>
+          <w:lang w:val="hi_IN" w:bidi="hi_IN"/>
+        </w:rPr>
+        <w:t>नीतिवचन 28:2–3</w:t>
+      </w:r>
+      <w:r>
+        <w:rPr>
+          <w:lang w:val="hi_IN" w:bidi="hi_IN"/>
+        </w:rPr>
+        <w:t xml:space="preserve">; </w:t>
+      </w:r>
+      <w:r>
+        <w:rPr>
+          <w:lang w:val="hi_IN" w:bidi="hi_IN"/>
+        </w:rPr>
+        <w:t>यिर्मयाह 5:7–9</w:t>
+      </w:r>
+      <w:r>
+        <w:rPr>
+          <w:lang w:val="hi_IN" w:bidi="hi_IN"/>
+        </w:rPr>
+        <w:t xml:space="preserve">; </w:t>
+      </w:r>
+      <w:r>
+        <w:rPr>
+          <w:lang w:val="hi_IN" w:bidi="hi_IN"/>
+        </w:rPr>
+        <w:t>12:1–17</w:t>
+      </w:r>
+      <w:r>
+        <w:rPr>
+          <w:lang w:val="hi_IN" w:bidi="hi_IN"/>
+        </w:rPr>
+        <w:t xml:space="preserve">; </w:t>
+      </w:r>
+      <w:r>
+        <w:rPr>
+          <w:lang w:val="hi_IN" w:bidi="hi_IN"/>
+        </w:rPr>
+        <w:t>मीका 3:9–12</w:t>
+      </w:r>
+      <w:r>
+        <w:rPr>
+          <w:lang w:val="hi_IN" w:bidi="hi_IN"/>
+        </w:rPr>
+        <w:t xml:space="preserve">; </w:t>
+      </w:r>
+      <w:r>
+        <w:rPr>
+          <w:lang w:val="hi_IN" w:bidi="hi_IN"/>
+        </w:rPr>
+        <w:t>7:2–7</w:t>
+      </w:r>
+      <w:r>
+        <w:rPr>
+          <w:lang w:val="hi_IN" w:bidi="hi_IN"/>
+        </w:rPr>
+        <w:t xml:space="preserve">; </w:t>
+      </w:r>
+      <w:r>
+        <w:rPr>
+          <w:lang w:val="hi_IN" w:bidi="hi_IN"/>
+        </w:rPr>
+        <w:t>रोमियों 1:21–32</w:t>
+      </w:r>
+      <w:r>
+        <w:rPr>
+          <w:lang w:val="hi_IN" w:bidi="hi_IN"/>
+        </w:rPr>
+        <w:t xml:space="preserve">; </w:t>
+      </w:r>
+      <w:r>
+        <w:rPr>
+          <w:lang w:val="hi_IN" w:bidi="hi_IN"/>
+        </w:rPr>
+        <w:t>गलातियों 5:19–23</w:t>
+      </w:r>
       <w:r>
         <w:rPr>
           <w:lang w:val="hi_IN" w:bidi="hi_IN"/>
@@ -2658,54 +2010,36 @@
         </w:rPr>
         <w:t>बाइबल हमें बताती है कि न्याय का एक दिन आएगा। याकूब की पुस्तक यीशु के अनुयायियों को उस दिन के बारे में एक चेतावनी और एक वादा देती है। याकूब प्रभु के भविष्य के न्यायी के रूप में आने की घोषणा करते हैं (</w:t>
       </w:r>
-      <w:hyperlink r:id="rId108">
-        <w:r>
-          <w:rPr>
-            <w:lang w:val="hi_IN" w:bidi="hi_IN"/>
-          </w:rPr>
-          <w:rPr>
-            <w:color w:val="0000EE"/>
-            <w:u w:val="single"/>
-          </w:rPr>
-          <w:t>5:7–9</w:t>
-        </w:r>
-      </w:hyperlink>
+      <w:r>
+        <w:rPr>
+          <w:lang w:val="hi_IN" w:bidi="hi_IN"/>
+        </w:rPr>
+        <w:t>5:7–9</w:t>
+      </w:r>
       <w:r>
         <w:rPr>
           <w:lang w:val="hi_IN" w:bidi="hi_IN"/>
         </w:rPr>
         <w:t xml:space="preserve">; देखें </w:t>
       </w:r>
-      <w:hyperlink r:id="rId46">
-        <w:r>
-          <w:rPr>
-            <w:lang w:val="hi_IN" w:bidi="hi_IN"/>
-          </w:rPr>
-          <w:rPr>
-            <w:color w:val="0000EE"/>
-            <w:u w:val="single"/>
-          </w:rPr>
-          <w:t>यशा 26:21</w:t>
-        </w:r>
-      </w:hyperlink>
-      <w:r>
-        <w:rPr>
-          <w:lang w:val="hi_IN" w:bidi="hi_IN"/>
-        </w:rPr>
-        <w:t xml:space="preserve">; </w:t>
-      </w:r>
-      <w:hyperlink r:id="rId109">
-        <w:r>
-          <w:rPr>
-            <w:lang w:val="hi_IN" w:bidi="hi_IN"/>
-          </w:rPr>
-          <w:rPr>
-            <w:color w:val="0000EE"/>
-            <w:u w:val="single"/>
-          </w:rPr>
-          <w:t>मीका 1:3</w:t>
-        </w:r>
-      </w:hyperlink>
+      <w:r>
+        <w:rPr>
+          <w:lang w:val="hi_IN" w:bidi="hi_IN"/>
+        </w:rPr>
+        <w:t>यशा 26:21</w:t>
+      </w:r>
+      <w:r>
+        <w:rPr>
+          <w:lang w:val="hi_IN" w:bidi="hi_IN"/>
+        </w:rPr>
+        <w:t xml:space="preserve">; </w:t>
+      </w:r>
+      <w:r>
+        <w:rPr>
+          <w:lang w:val="hi_IN" w:bidi="hi_IN"/>
+        </w:rPr>
+        <w:t>मीका 1:3</w:t>
+      </w:r>
       <w:r>
         <w:rPr>
           <w:lang w:val="hi_IN" w:bidi="hi_IN"/>
@@ -2724,54 +2058,36 @@
         </w:rPr>
         <w:t>" (</w:t>
       </w:r>
-      <w:hyperlink r:id="rId110">
-        <w:r>
-          <w:rPr>
-            <w:lang w:val="hi_IN" w:bidi="hi_IN"/>
-          </w:rPr>
-          <w:rPr>
-            <w:color w:val="0000EE"/>
-            <w:u w:val="single"/>
-          </w:rPr>
-          <w:t>याकू 4:12</w:t>
-        </w:r>
-      </w:hyperlink>
+      <w:r>
+        <w:rPr>
+          <w:lang w:val="hi_IN" w:bidi="hi_IN"/>
+        </w:rPr>
+        <w:t>याकू 4:12</w:t>
+      </w:r>
       <w:r>
         <w:rPr>
           <w:lang w:val="hi_IN" w:bidi="hi_IN"/>
         </w:rPr>
         <w:t xml:space="preserve">)। जो लोग यीशु मसीह का विरोध करते हैं और उनके अनुयायियों पर अत्याचार करते हैं, उन्हें गम्भीर परिणाम भुगतने होंगे (देखें </w:t>
       </w:r>
-      <w:hyperlink r:id="rId111">
-        <w:r>
-          <w:rPr>
-            <w:lang w:val="hi_IN" w:bidi="hi_IN"/>
-          </w:rPr>
-          <w:rPr>
-            <w:color w:val="0000EE"/>
-            <w:u w:val="single"/>
-          </w:rPr>
-          <w:t>याकू 2:6–7</w:t>
-        </w:r>
-      </w:hyperlink>
-      <w:r>
-        <w:rPr>
-          <w:lang w:val="hi_IN" w:bidi="hi_IN"/>
-        </w:rPr>
-        <w:t xml:space="preserve">; </w:t>
-      </w:r>
-      <w:hyperlink r:id="rId112">
-        <w:r>
-          <w:rPr>
-            <w:lang w:val="hi_IN" w:bidi="hi_IN"/>
-          </w:rPr>
-          <w:rPr>
-            <w:color w:val="0000EE"/>
-            <w:u w:val="single"/>
-          </w:rPr>
-          <w:t>5:5–6</w:t>
-        </w:r>
-      </w:hyperlink>
+      <w:r>
+        <w:rPr>
+          <w:lang w:val="hi_IN" w:bidi="hi_IN"/>
+        </w:rPr>
+        <w:t>याकू 2:6–7</w:t>
+      </w:r>
+      <w:r>
+        <w:rPr>
+          <w:lang w:val="hi_IN" w:bidi="hi_IN"/>
+        </w:rPr>
+        <w:t xml:space="preserve">; </w:t>
+      </w:r>
+      <w:r>
+        <w:rPr>
+          <w:lang w:val="hi_IN" w:bidi="hi_IN"/>
+        </w:rPr>
+        <w:t>5:5–6</w:t>
+      </w:r>
       <w:r>
         <w:rPr>
           <w:lang w:val="hi_IN" w:bidi="hi_IN"/>
@@ -2810,18 +2126,12 @@
         </w:rPr>
         <w:t>यदि वे करुणा दिखाने में असफल होते हैं (</w:t>
       </w:r>
-      <w:hyperlink r:id="rId113">
-        <w:r>
-          <w:rPr>
-            <w:lang w:val="hi_IN" w:bidi="hi_IN"/>
-          </w:rPr>
-          <w:rPr>
-            <w:color w:val="0000EE"/>
-            <w:u w:val="single"/>
-          </w:rPr>
-          <w:t>2:13</w:t>
-        </w:r>
-      </w:hyperlink>
+      <w:r>
+        <w:rPr>
+          <w:lang w:val="hi_IN" w:bidi="hi_IN"/>
+        </w:rPr>
+        <w:t>2:13</w:t>
+      </w:r>
       <w:r>
         <w:rPr>
           <w:lang w:val="hi_IN" w:bidi="hi_IN"/>
@@ -2846,18 +2156,12 @@
         </w:rPr>
         <w:t>यदि वे संसार और इसके मूल्यों के साथ मित्रता कर लेते हैं (</w:t>
       </w:r>
-      <w:hyperlink r:id="rId114">
-        <w:r>
-          <w:rPr>
-            <w:lang w:val="hi_IN" w:bidi="hi_IN"/>
-          </w:rPr>
-          <w:rPr>
-            <w:color w:val="0000EE"/>
-            <w:u w:val="single"/>
-          </w:rPr>
-          <w:t>4:4</w:t>
-        </w:r>
-      </w:hyperlink>
+      <w:r>
+        <w:rPr>
+          <w:lang w:val="hi_IN" w:bidi="hi_IN"/>
+        </w:rPr>
+        <w:t>4:4</w:t>
+      </w:r>
       <w:r>
         <w:rPr>
           <w:lang w:val="hi_IN" w:bidi="hi_IN"/>
@@ -2882,36 +2186,24 @@
         </w:rPr>
         <w:t>यदि वे अपने शब्दों से पाप करते हैं (</w:t>
       </w:r>
-      <w:hyperlink r:id="rId115">
-        <w:r>
-          <w:rPr>
-            <w:lang w:val="hi_IN" w:bidi="hi_IN"/>
-          </w:rPr>
-          <w:rPr>
-            <w:color w:val="0000EE"/>
-            <w:u w:val="single"/>
-          </w:rPr>
-          <w:t>4:11</w:t>
-        </w:r>
-      </w:hyperlink>
-      <w:r>
-        <w:rPr>
-          <w:lang w:val="hi_IN" w:bidi="hi_IN"/>
-        </w:rPr>
-        <w:t xml:space="preserve">; </w:t>
-      </w:r>
-      <w:hyperlink r:id="rId116">
-        <w:r>
-          <w:rPr>
-            <w:lang w:val="hi_IN" w:bidi="hi_IN"/>
-          </w:rPr>
-          <w:rPr>
-            <w:color w:val="0000EE"/>
-            <w:u w:val="single"/>
-          </w:rPr>
-          <w:t>5:9</w:t>
-        </w:r>
-      </w:hyperlink>
+      <w:r>
+        <w:rPr>
+          <w:lang w:val="hi_IN" w:bidi="hi_IN"/>
+        </w:rPr>
+        <w:t>4:11</w:t>
+      </w:r>
+      <w:r>
+        <w:rPr>
+          <w:lang w:val="hi_IN" w:bidi="hi_IN"/>
+        </w:rPr>
+        <w:t xml:space="preserve">; </w:t>
+      </w:r>
+      <w:r>
+        <w:rPr>
+          <w:lang w:val="hi_IN" w:bidi="hi_IN"/>
+        </w:rPr>
+        <w:t>5:9</w:t>
+      </w:r>
       <w:r>
         <w:rPr>
           <w:lang w:val="hi_IN" w:bidi="hi_IN"/>
@@ -2936,36 +2228,24 @@
         </w:rPr>
         <w:t>यदि वे बुरी इच्छाओं को संतुष्ट करने के लिए जीवन जीते हैं (</w:t>
       </w:r>
-      <w:hyperlink r:id="rId117">
-        <w:r>
-          <w:rPr>
-            <w:lang w:val="hi_IN" w:bidi="hi_IN"/>
-          </w:rPr>
-          <w:rPr>
-            <w:color w:val="0000EE"/>
-            <w:u w:val="single"/>
-          </w:rPr>
-          <w:t>4:1</w:t>
-        </w:r>
-      </w:hyperlink>
+      <w:r>
+        <w:rPr>
+          <w:lang w:val="hi_IN" w:bidi="hi_IN"/>
+        </w:rPr>
+        <w:t>4:1</w:t>
+      </w:r>
       <w:r>
         <w:rPr>
           <w:lang w:val="hi_IN" w:bidi="hi_IN"/>
         </w:rPr>
         <w:t xml:space="preserve">, </w:t>
       </w:r>
-      <w:hyperlink r:id="rId118">
-        <w:r>
-          <w:rPr>
-            <w:lang w:val="hi_IN" w:bidi="hi_IN"/>
-          </w:rPr>
-          <w:rPr>
-            <w:color w:val="0000EE"/>
-            <w:u w:val="single"/>
-          </w:rPr>
-          <w:t>16</w:t>
-        </w:r>
-      </w:hyperlink>
+      <w:r>
+        <w:rPr>
+          <w:lang w:val="hi_IN" w:bidi="hi_IN"/>
+        </w:rPr>
+        <w:t>16</w:t>
+      </w:r>
       <w:r>
         <w:rPr>
           <w:lang w:val="hi_IN" w:bidi="hi_IN"/>
@@ -2986,18 +2266,12 @@
         </w:rPr>
         <w:t>परमेश्वर उनका न्याय उस व्यवस्था के अनुसार करेंगे जो उन्हें स्वतंत्र करने के लिए था (</w:t>
       </w:r>
-      <w:hyperlink r:id="rId119">
-        <w:r>
-          <w:rPr>
-            <w:lang w:val="hi_IN" w:bidi="hi_IN"/>
-          </w:rPr>
-          <w:rPr>
-            <w:color w:val="0000EE"/>
-            <w:u w:val="single"/>
-          </w:rPr>
-          <w:t>2:12</w:t>
-        </w:r>
-      </w:hyperlink>
+      <w:r>
+        <w:rPr>
+          <w:lang w:val="hi_IN" w:bidi="hi_IN"/>
+        </w:rPr>
+        <w:t>2:12</w:t>
+      </w:r>
       <w:r>
         <w:rPr>
           <w:lang w:val="hi_IN" w:bidi="hi_IN"/>
@@ -3018,54 +2292,36 @@
         </w:rPr>
         <w:t>प्रभु का भविष्य में आगमन हमारे वर्तमान जीवन को प्रभावित करता है। परमेश्वर पहले से ही विश्वासयोग्य दरिद्र का सम्मान करते हैं और उन अमीरों को नीचा दिखाते हैं जो उनके साथ बुरा व्यवहार करते हैं (</w:t>
       </w:r>
-      <w:hyperlink r:id="rId120">
-        <w:r>
-          <w:rPr>
-            <w:lang w:val="hi_IN" w:bidi="hi_IN"/>
-          </w:rPr>
-          <w:rPr>
-            <w:color w:val="0000EE"/>
-            <w:u w:val="single"/>
-          </w:rPr>
-          <w:t>याकू 1:9–10</w:t>
-        </w:r>
-      </w:hyperlink>
-      <w:r>
-        <w:rPr>
-          <w:lang w:val="hi_IN" w:bidi="hi_IN"/>
-        </w:rPr>
-        <w:t xml:space="preserve">; </w:t>
-      </w:r>
-      <w:hyperlink r:id="rId121">
-        <w:r>
-          <w:rPr>
-            <w:lang w:val="hi_IN" w:bidi="hi_IN"/>
-          </w:rPr>
-          <w:rPr>
-            <w:color w:val="0000EE"/>
-            <w:u w:val="single"/>
-          </w:rPr>
-          <w:t>5:2–3</w:t>
-        </w:r>
-      </w:hyperlink>
+      <w:r>
+        <w:rPr>
+          <w:lang w:val="hi_IN" w:bidi="hi_IN"/>
+        </w:rPr>
+        <w:t>याकू 1:9–10</w:t>
+      </w:r>
+      <w:r>
+        <w:rPr>
+          <w:lang w:val="hi_IN" w:bidi="hi_IN"/>
+        </w:rPr>
+        <w:t xml:space="preserve">; </w:t>
+      </w:r>
+      <w:r>
+        <w:rPr>
+          <w:lang w:val="hi_IN" w:bidi="hi_IN"/>
+        </w:rPr>
+        <w:t>5:2–3</w:t>
+      </w:r>
       <w:r>
         <w:rPr>
           <w:lang w:val="hi_IN" w:bidi="hi_IN"/>
         </w:rPr>
         <w:t>)। यीशु के अनुयायी पहले से ही परमेश्वर के विशेष लोग हैं क्योंकि परमेश्वर सभी चीजों को पुनर्स्थापित कर रहे हैं (</w:t>
       </w:r>
-      <w:hyperlink r:id="rId122">
-        <w:r>
-          <w:rPr>
-            <w:lang w:val="hi_IN" w:bidi="hi_IN"/>
-          </w:rPr>
-          <w:rPr>
-            <w:color w:val="0000EE"/>
-            <w:u w:val="single"/>
-          </w:rPr>
-          <w:t>1:18</w:t>
-        </w:r>
-      </w:hyperlink>
+      <w:r>
+        <w:rPr>
+          <w:lang w:val="hi_IN" w:bidi="hi_IN"/>
+        </w:rPr>
+        <w:t>1:18</w:t>
+      </w:r>
       <w:r>
         <w:rPr>
           <w:lang w:val="hi_IN" w:bidi="hi_IN"/>
@@ -3084,36 +2340,24 @@
         </w:rPr>
         <w:t>" का पालन करना चाहिए (</w:t>
       </w:r>
-      <w:hyperlink r:id="rId123">
-        <w:r>
-          <w:rPr>
-            <w:lang w:val="hi_IN" w:bidi="hi_IN"/>
-          </w:rPr>
-          <w:rPr>
-            <w:color w:val="0000EE"/>
-            <w:u w:val="single"/>
-          </w:rPr>
-          <w:t>2:8</w:t>
-        </w:r>
-      </w:hyperlink>
+      <w:r>
+        <w:rPr>
+          <w:lang w:val="hi_IN" w:bidi="hi_IN"/>
+        </w:rPr>
+        <w:t>2:8</w:t>
+      </w:r>
       <w:r>
         <w:rPr>
           <w:lang w:val="hi_IN" w:bidi="hi_IN"/>
         </w:rPr>
         <w:t>)। यीशु के अनुयायी एक दिन इस राज्य के उत्तराधिकारी होंगे (</w:t>
       </w:r>
-      <w:hyperlink r:id="rId124">
-        <w:r>
-          <w:rPr>
-            <w:lang w:val="hi_IN" w:bidi="hi_IN"/>
-          </w:rPr>
-          <w:rPr>
-            <w:color w:val="0000EE"/>
-            <w:u w:val="single"/>
-          </w:rPr>
-          <w:t>2:5</w:t>
-        </w:r>
-      </w:hyperlink>
+      <w:r>
+        <w:rPr>
+          <w:lang w:val="hi_IN" w:bidi="hi_IN"/>
+        </w:rPr>
+        <w:t>2:5</w:t>
+      </w:r>
       <w:r>
         <w:rPr>
           <w:lang w:val="hi_IN" w:bidi="hi_IN"/>
@@ -3134,72 +2378,48 @@
         </w:rPr>
         <w:t>यीशु की वापसी तुरन्त नहीं हो सकती है। इसलिए याकूब मसीहियों को प्रोत्साहित करते हैं कि वे सहनशीलता बनाए रखें और यीशु की वापसी का धैर्यपूर्वक इंतजार करें (</w:t>
       </w:r>
-      <w:hyperlink r:id="rId125">
-        <w:r>
-          <w:rPr>
-            <w:lang w:val="hi_IN" w:bidi="hi_IN"/>
-          </w:rPr>
-          <w:rPr>
-            <w:color w:val="0000EE"/>
-            <w:u w:val="single"/>
-          </w:rPr>
-          <w:t>याकू 1:3–4</w:t>
-        </w:r>
-      </w:hyperlink>
-      <w:r>
-        <w:rPr>
-          <w:lang w:val="hi_IN" w:bidi="hi_IN"/>
-        </w:rPr>
-        <w:t xml:space="preserve">; </w:t>
-      </w:r>
-      <w:hyperlink r:id="rId126">
-        <w:r>
-          <w:rPr>
-            <w:lang w:val="hi_IN" w:bidi="hi_IN"/>
-          </w:rPr>
-          <w:rPr>
-            <w:color w:val="0000EE"/>
-            <w:u w:val="single"/>
-          </w:rPr>
-          <w:t>5:7–8</w:t>
-        </w:r>
-      </w:hyperlink>
+      <w:r>
+        <w:rPr>
+          <w:lang w:val="hi_IN" w:bidi="hi_IN"/>
+        </w:rPr>
+        <w:t>याकू 1:3–4</w:t>
+      </w:r>
+      <w:r>
+        <w:rPr>
+          <w:lang w:val="hi_IN" w:bidi="hi_IN"/>
+        </w:rPr>
+        <w:t xml:space="preserve">; </w:t>
+      </w:r>
+      <w:r>
+        <w:rPr>
+          <w:lang w:val="hi_IN" w:bidi="hi_IN"/>
+        </w:rPr>
+        <w:t>5:7–8</w:t>
+      </w:r>
       <w:r>
         <w:rPr>
           <w:lang w:val="hi_IN" w:bidi="hi_IN"/>
         </w:rPr>
         <w:t>)। वे "जीवन का मुकुट" प्राप्त करेंगे (</w:t>
       </w:r>
-      <w:hyperlink r:id="rId127">
-        <w:r>
-          <w:rPr>
-            <w:lang w:val="hi_IN" w:bidi="hi_IN"/>
-          </w:rPr>
-          <w:rPr>
-            <w:color w:val="0000EE"/>
-            <w:u w:val="single"/>
-          </w:rPr>
-          <w:t>1:12</w:t>
-        </w:r>
-      </w:hyperlink>
+      <w:r>
+        <w:rPr>
+          <w:lang w:val="hi_IN" w:bidi="hi_IN"/>
+        </w:rPr>
+        <w:t>1:12</w:t>
+      </w:r>
       <w:r>
         <w:rPr>
           <w:lang w:val="hi_IN" w:bidi="hi_IN"/>
         </w:rPr>
         <w:t>)। और वे धार्मिकता के पुरस्कार प्राप्त करेंगे, जो परमेश्वर के प्रति विश्वासयोग्य जीवन से प्राप्त होते हैं (</w:t>
       </w:r>
-      <w:hyperlink r:id="rId128">
-        <w:r>
-          <w:rPr>
-            <w:lang w:val="hi_IN" w:bidi="hi_IN"/>
-          </w:rPr>
-          <w:rPr>
-            <w:color w:val="0000EE"/>
-            <w:u w:val="single"/>
-          </w:rPr>
-          <w:t>3:18</w:t>
-        </w:r>
-      </w:hyperlink>
+      <w:r>
+        <w:rPr>
+          <w:lang w:val="hi_IN" w:bidi="hi_IN"/>
+        </w:rPr>
+        <w:t>3:18</w:t>
+      </w:r>
       <w:r>
         <w:rPr>
           <w:lang w:val="hi_IN" w:bidi="hi_IN"/>
@@ -3220,108 +2440,72 @@
         </w:rPr>
         <w:t>चूंकि न्याय आ रहा है, याकूब यीशु के अनुयायियों को "शैतान का विरोध" करने और परमेश्वर के "अधीन" हो जाने का आदेश देते हैं (</w:t>
       </w:r>
-      <w:hyperlink r:id="rId129">
-        <w:r>
-          <w:rPr>
-            <w:lang w:val="hi_IN" w:bidi="hi_IN"/>
-          </w:rPr>
-          <w:rPr>
-            <w:color w:val="0000EE"/>
-            <w:u w:val="single"/>
-          </w:rPr>
-          <w:t>याकू 4:7</w:t>
-        </w:r>
-      </w:hyperlink>
+      <w:r>
+        <w:rPr>
+          <w:lang w:val="hi_IN" w:bidi="hi_IN"/>
+        </w:rPr>
+        <w:t>याकू 4:7</w:t>
+      </w:r>
       <w:r>
         <w:rPr>
           <w:lang w:val="hi_IN" w:bidi="hi_IN"/>
         </w:rPr>
         <w:t>)। हमें अपने पाप पर "शोक" करना चाहिए और शुद्ध इरादों और कार्यों के साथ जीना चाहिए (</w:t>
       </w:r>
-      <w:hyperlink r:id="rId130">
-        <w:r>
-          <w:rPr>
-            <w:lang w:val="hi_IN" w:bidi="hi_IN"/>
-          </w:rPr>
-          <w:rPr>
-            <w:color w:val="0000EE"/>
-            <w:u w:val="single"/>
-          </w:rPr>
-          <w:t>4:8–9</w:t>
-        </w:r>
-      </w:hyperlink>
+      <w:r>
+        <w:rPr>
+          <w:lang w:val="hi_IN" w:bidi="hi_IN"/>
+        </w:rPr>
+        <w:t>4:8–9</w:t>
+      </w:r>
       <w:r>
         <w:rPr>
           <w:lang w:val="hi_IN" w:bidi="hi_IN"/>
         </w:rPr>
         <w:t>)। हमें हर एक मसीही भाई या बहन की सहायता करनी चाहिए जो "सत्य से" अनन्त मृत्यु की ओर बढ़ रहे हैं (</w:t>
       </w:r>
-      <w:hyperlink r:id="rId131">
-        <w:r>
-          <w:rPr>
-            <w:lang w:val="hi_IN" w:bidi="hi_IN"/>
-          </w:rPr>
-          <w:rPr>
-            <w:color w:val="0000EE"/>
-            <w:u w:val="single"/>
-          </w:rPr>
-          <w:t>5:19–20</w:t>
-        </w:r>
-      </w:hyperlink>
+      <w:r>
+        <w:rPr>
+          <w:lang w:val="hi_IN" w:bidi="hi_IN"/>
+        </w:rPr>
+        <w:t>5:19–20</w:t>
+      </w:r>
       <w:r>
         <w:rPr>
           <w:lang w:val="hi_IN" w:bidi="hi_IN"/>
         </w:rPr>
         <w:t>)। भविष्यद्वक्ता एलिय्याह की तरह, हमें विश्वास रखना चाहिए, और प्रार्थना और अंगीकार का अभ्यास करना चाहिए (</w:t>
       </w:r>
-      <w:hyperlink r:id="rId132">
-        <w:r>
-          <w:rPr>
-            <w:lang w:val="hi_IN" w:bidi="hi_IN"/>
-          </w:rPr>
-          <w:rPr>
-            <w:color w:val="0000EE"/>
-            <w:u w:val="single"/>
-          </w:rPr>
-          <w:t>5:13–18</w:t>
-        </w:r>
-      </w:hyperlink>
+      <w:r>
+        <w:rPr>
+          <w:lang w:val="hi_IN" w:bidi="hi_IN"/>
+        </w:rPr>
+        <w:t>5:13–18</w:t>
+      </w:r>
       <w:r>
         <w:rPr>
           <w:lang w:val="hi_IN" w:bidi="hi_IN"/>
         </w:rPr>
         <w:t>)। अय्यूब की तरह, हमें कष्ट सहना चाहिए। अन्ततः, हम परमेश्वर की दयालुता और करुणा को समझेंगे (</w:t>
       </w:r>
-      <w:hyperlink r:id="rId133">
-        <w:r>
-          <w:rPr>
-            <w:lang w:val="hi_IN" w:bidi="hi_IN"/>
-          </w:rPr>
-          <w:rPr>
-            <w:color w:val="0000EE"/>
-            <w:u w:val="single"/>
-          </w:rPr>
-          <w:t>4:10</w:t>
-        </w:r>
-      </w:hyperlink>
-      <w:r>
-        <w:rPr>
-          <w:lang w:val="hi_IN" w:bidi="hi_IN"/>
-        </w:rPr>
-        <w:t xml:space="preserve">; </w:t>
-      </w:r>
-      <w:hyperlink r:id="rId134">
-        <w:r>
-          <w:rPr>
-            <w:lang w:val="hi_IN" w:bidi="hi_IN"/>
-          </w:rPr>
-          <w:rPr>
-            <w:color w:val="0000EE"/>
-            <w:u w:val="single"/>
-          </w:rPr>
-          <w:t>5:11</w:t>
-        </w:r>
-      </w:hyperlink>
+      <w:r>
+        <w:rPr>
+          <w:lang w:val="hi_IN" w:bidi="hi_IN"/>
+        </w:rPr>
+        <w:t>4:10</w:t>
+      </w:r>
+      <w:r>
+        <w:rPr>
+          <w:lang w:val="hi_IN" w:bidi="hi_IN"/>
+        </w:rPr>
+        <w:t xml:space="preserve">; </w:t>
+      </w:r>
+      <w:r>
+        <w:rPr>
+          <w:lang w:val="hi_IN" w:bidi="hi_IN"/>
+        </w:rPr>
+        <w:t>5:11</w:t>
+      </w:r>
       <w:r>
         <w:rPr>
           <w:lang w:val="hi_IN" w:bidi="hi_IN"/>
@@ -3351,234 +2535,156 @@
           <w:lang w:val="hi_IN" w:bidi="hi_IN"/>
         </w:rPr>
       </w:r>
-      <w:hyperlink r:id="rId135">
-        <w:r>
-          <w:rPr>
-            <w:lang w:val="hi_IN" w:bidi="hi_IN"/>
-          </w:rPr>
-          <w:rPr>
-            <w:color w:val="0000EE"/>
-            <w:u w:val="single"/>
-          </w:rPr>
-          <w:t>1 शमूएल 2:10</w:t>
-        </w:r>
-      </w:hyperlink>
-      <w:r>
-        <w:rPr>
-          <w:lang w:val="hi_IN" w:bidi="hi_IN"/>
-        </w:rPr>
-        <w:t xml:space="preserve">; </w:t>
-      </w:r>
-      <w:hyperlink r:id="rId136">
-        <w:r>
-          <w:rPr>
-            <w:lang w:val="hi_IN" w:bidi="hi_IN"/>
-          </w:rPr>
-          <w:rPr>
-            <w:color w:val="0000EE"/>
-            <w:u w:val="single"/>
-          </w:rPr>
-          <w:t>भजन संहिता 2:7–12</w:t>
-        </w:r>
-      </w:hyperlink>
-      <w:r>
-        <w:rPr>
-          <w:lang w:val="hi_IN" w:bidi="hi_IN"/>
-        </w:rPr>
-        <w:t xml:space="preserve">; </w:t>
-      </w:r>
-      <w:hyperlink r:id="rId137">
-        <w:r>
-          <w:rPr>
-            <w:lang w:val="hi_IN" w:bidi="hi_IN"/>
-          </w:rPr>
-          <w:rPr>
-            <w:color w:val="0000EE"/>
-            <w:u w:val="single"/>
-          </w:rPr>
-          <w:t>96:11–13</w:t>
-        </w:r>
-      </w:hyperlink>
-      <w:r>
-        <w:rPr>
-          <w:lang w:val="hi_IN" w:bidi="hi_IN"/>
-        </w:rPr>
-        <w:t xml:space="preserve">; </w:t>
-      </w:r>
-      <w:hyperlink r:id="rId46">
-        <w:r>
-          <w:rPr>
-            <w:lang w:val="hi_IN" w:bidi="hi_IN"/>
-          </w:rPr>
-          <w:rPr>
-            <w:color w:val="0000EE"/>
-            <w:u w:val="single"/>
-          </w:rPr>
-          <w:t>यशायाह 26:21</w:t>
-        </w:r>
-      </w:hyperlink>
-      <w:r>
-        <w:rPr>
-          <w:lang w:val="hi_IN" w:bidi="hi_IN"/>
-        </w:rPr>
-        <w:t xml:space="preserve">; </w:t>
-      </w:r>
-      <w:hyperlink r:id="rId109">
-        <w:r>
-          <w:rPr>
-            <w:lang w:val="hi_IN" w:bidi="hi_IN"/>
-          </w:rPr>
-          <w:rPr>
-            <w:color w:val="0000EE"/>
-            <w:u w:val="single"/>
-          </w:rPr>
-          <w:t>मीका 1:3</w:t>
-        </w:r>
-      </w:hyperlink>
-      <w:r>
-        <w:rPr>
-          <w:lang w:val="hi_IN" w:bidi="hi_IN"/>
-        </w:rPr>
-        <w:t xml:space="preserve">; </w:t>
-      </w:r>
-      <w:hyperlink r:id="rId138">
-        <w:r>
-          <w:rPr>
-            <w:lang w:val="hi_IN" w:bidi="hi_IN"/>
-          </w:rPr>
-          <w:rPr>
-            <w:color w:val="0000EE"/>
-            <w:u w:val="single"/>
-          </w:rPr>
-          <w:t>मत्ती 16:27</w:t>
-        </w:r>
-      </w:hyperlink>
-      <w:r>
-        <w:rPr>
-          <w:lang w:val="hi_IN" w:bidi="hi_IN"/>
-        </w:rPr>
-        <w:t xml:space="preserve">; </w:t>
-      </w:r>
-      <w:hyperlink r:id="rId139">
-        <w:r>
-          <w:rPr>
-            <w:lang w:val="hi_IN" w:bidi="hi_IN"/>
-          </w:rPr>
-          <w:rPr>
-            <w:color w:val="0000EE"/>
-            <w:u w:val="single"/>
-          </w:rPr>
-          <w:t>लूका 12:35–48</w:t>
-        </w:r>
-      </w:hyperlink>
-      <w:r>
-        <w:rPr>
-          <w:lang w:val="hi_IN" w:bidi="hi_IN"/>
-        </w:rPr>
-        <w:t xml:space="preserve">; </w:t>
-      </w:r>
-      <w:hyperlink r:id="rId140">
-        <w:r>
-          <w:rPr>
-            <w:lang w:val="hi_IN" w:bidi="hi_IN"/>
-          </w:rPr>
-          <w:rPr>
-            <w:color w:val="0000EE"/>
-            <w:u w:val="single"/>
-          </w:rPr>
-          <w:t>18:8</w:t>
-        </w:r>
-      </w:hyperlink>
-      <w:r>
-        <w:rPr>
-          <w:lang w:val="hi_IN" w:bidi="hi_IN"/>
-        </w:rPr>
-        <w:t xml:space="preserve">; </w:t>
-      </w:r>
-      <w:hyperlink r:id="rId141">
-        <w:r>
-          <w:rPr>
-            <w:lang w:val="hi_IN" w:bidi="hi_IN"/>
-          </w:rPr>
-          <w:rPr>
-            <w:color w:val="0000EE"/>
-            <w:u w:val="single"/>
-          </w:rPr>
-          <w:t>यूहन्ना 5:22–30</w:t>
-        </w:r>
-      </w:hyperlink>
-      <w:r>
-        <w:rPr>
-          <w:lang w:val="hi_IN" w:bidi="hi_IN"/>
-        </w:rPr>
-        <w:t xml:space="preserve">; </w:t>
-      </w:r>
-      <w:hyperlink r:id="rId142">
-        <w:r>
-          <w:rPr>
-            <w:lang w:val="hi_IN" w:bidi="hi_IN"/>
-          </w:rPr>
-          <w:rPr>
-            <w:color w:val="0000EE"/>
-            <w:u w:val="single"/>
-          </w:rPr>
-          <w:t>प्रेरितों के काम 10:42</w:t>
-        </w:r>
-      </w:hyperlink>
-      <w:r>
-        <w:rPr>
-          <w:lang w:val="hi_IN" w:bidi="hi_IN"/>
-        </w:rPr>
-        <w:t xml:space="preserve">; </w:t>
-      </w:r>
-      <w:hyperlink r:id="rId143">
-        <w:r>
-          <w:rPr>
-            <w:lang w:val="hi_IN" w:bidi="hi_IN"/>
-          </w:rPr>
-          <w:rPr>
-            <w:color w:val="0000EE"/>
-            <w:u w:val="single"/>
-          </w:rPr>
-          <w:t>1 कुरिन्थियों 4:5</w:t>
-        </w:r>
-      </w:hyperlink>
-      <w:r>
-        <w:rPr>
-          <w:lang w:val="hi_IN" w:bidi="hi_IN"/>
-        </w:rPr>
-        <w:t xml:space="preserve">; </w:t>
-      </w:r>
-      <w:hyperlink r:id="rId108">
-        <w:r>
-          <w:rPr>
-            <w:lang w:val="hi_IN" w:bidi="hi_IN"/>
-          </w:rPr>
-          <w:rPr>
-            <w:color w:val="0000EE"/>
-            <w:u w:val="single"/>
-          </w:rPr>
-          <w:t>याकूब 5:7–9</w:t>
-        </w:r>
-      </w:hyperlink>
-      <w:r>
-        <w:rPr>
-          <w:lang w:val="hi_IN" w:bidi="hi_IN"/>
-        </w:rPr>
-        <w:t xml:space="preserve">; </w:t>
-      </w:r>
-      <w:hyperlink r:id="rId144">
-        <w:r>
-          <w:rPr>
-            <w:lang w:val="hi_IN" w:bidi="hi_IN"/>
-          </w:rPr>
-          <w:rPr>
-            <w:color w:val="0000EE"/>
-            <w:u w:val="single"/>
-          </w:rPr>
-          <w:t>1 यूहन्ना 2:28</w:t>
-        </w:r>
-      </w:hyperlink>
+      <w:r>
+        <w:rPr>
+          <w:lang w:val="hi_IN" w:bidi="hi_IN"/>
+        </w:rPr>
+        <w:t>1 शमूएल 2:10</w:t>
+      </w:r>
+      <w:r>
+        <w:rPr>
+          <w:lang w:val="hi_IN" w:bidi="hi_IN"/>
+        </w:rPr>
+        <w:t xml:space="preserve">; </w:t>
+      </w:r>
+      <w:r>
+        <w:rPr>
+          <w:lang w:val="hi_IN" w:bidi="hi_IN"/>
+        </w:rPr>
+        <w:t>भजन संहिता 2:7–12</w:t>
+      </w:r>
+      <w:r>
+        <w:rPr>
+          <w:lang w:val="hi_IN" w:bidi="hi_IN"/>
+        </w:rPr>
+        <w:t xml:space="preserve">; </w:t>
+      </w:r>
+      <w:r>
+        <w:rPr>
+          <w:lang w:val="hi_IN" w:bidi="hi_IN"/>
+        </w:rPr>
+        <w:t>96:11–13</w:t>
+      </w:r>
+      <w:r>
+        <w:rPr>
+          <w:lang w:val="hi_IN" w:bidi="hi_IN"/>
+        </w:rPr>
+        <w:t xml:space="preserve">; </w:t>
+      </w:r>
+      <w:r>
+        <w:rPr>
+          <w:lang w:val="hi_IN" w:bidi="hi_IN"/>
+        </w:rPr>
+        <w:t>यशायाह 26:21</w:t>
+      </w:r>
+      <w:r>
+        <w:rPr>
+          <w:lang w:val="hi_IN" w:bidi="hi_IN"/>
+        </w:rPr>
+        <w:t xml:space="preserve">; </w:t>
+      </w:r>
+      <w:r>
+        <w:rPr>
+          <w:lang w:val="hi_IN" w:bidi="hi_IN"/>
+        </w:rPr>
+        <w:t>मीका 1:3</w:t>
+      </w:r>
+      <w:r>
+        <w:rPr>
+          <w:lang w:val="hi_IN" w:bidi="hi_IN"/>
+        </w:rPr>
+        <w:t xml:space="preserve">; </w:t>
+      </w:r>
+      <w:r>
+        <w:rPr>
+          <w:lang w:val="hi_IN" w:bidi="hi_IN"/>
+        </w:rPr>
+        <w:t>मत्ती 16:27</w:t>
+      </w:r>
+      <w:r>
+        <w:rPr>
+          <w:lang w:val="hi_IN" w:bidi="hi_IN"/>
+        </w:rPr>
+        <w:t xml:space="preserve">; </w:t>
+      </w:r>
+      <w:r>
+        <w:rPr>
+          <w:lang w:val="hi_IN" w:bidi="hi_IN"/>
+        </w:rPr>
+        <w:t>लूका 12:35–48</w:t>
+      </w:r>
+      <w:r>
+        <w:rPr>
+          <w:lang w:val="hi_IN" w:bidi="hi_IN"/>
+        </w:rPr>
+        <w:t xml:space="preserve">; </w:t>
+      </w:r>
+      <w:r>
+        <w:rPr>
+          <w:lang w:val="hi_IN" w:bidi="hi_IN"/>
+        </w:rPr>
+        <w:t>18:8</w:t>
+      </w:r>
+      <w:r>
+        <w:rPr>
+          <w:lang w:val="hi_IN" w:bidi="hi_IN"/>
+        </w:rPr>
+        <w:t xml:space="preserve">; </w:t>
+      </w:r>
+      <w:r>
+        <w:rPr>
+          <w:lang w:val="hi_IN" w:bidi="hi_IN"/>
+        </w:rPr>
+        <w:t>यूहन्ना 5:22–30</w:t>
+      </w:r>
+      <w:r>
+        <w:rPr>
+          <w:lang w:val="hi_IN" w:bidi="hi_IN"/>
+        </w:rPr>
+        <w:t xml:space="preserve">; </w:t>
+      </w:r>
+      <w:r>
+        <w:rPr>
+          <w:lang w:val="hi_IN" w:bidi="hi_IN"/>
+        </w:rPr>
+        <w:t>प्रेरितों के काम 10:42</w:t>
+      </w:r>
+      <w:r>
+        <w:rPr>
+          <w:lang w:val="hi_IN" w:bidi="hi_IN"/>
+        </w:rPr>
+        <w:t xml:space="preserve">; </w:t>
+      </w:r>
+      <w:r>
+        <w:rPr>
+          <w:lang w:val="hi_IN" w:bidi="hi_IN"/>
+        </w:rPr>
+        <w:t>1 कुरिन्थियों 4:5</w:t>
+      </w:r>
+      <w:r>
+        <w:rPr>
+          <w:lang w:val="hi_IN" w:bidi="hi_IN"/>
+        </w:rPr>
+        <w:t xml:space="preserve">; </w:t>
+      </w:r>
+      <w:r>
+        <w:rPr>
+          <w:lang w:val="hi_IN" w:bidi="hi_IN"/>
+        </w:rPr>
+        <w:t>याकूब 5:7–9</w:t>
+      </w:r>
+      <w:r>
+        <w:rPr>
+          <w:lang w:val="hi_IN" w:bidi="hi_IN"/>
+        </w:rPr>
+        <w:t xml:space="preserve">; </w:t>
+      </w:r>
+      <w:r>
+        <w:rPr>
+          <w:lang w:val="hi_IN" w:bidi="hi_IN"/>
+        </w:rPr>
+        <w:t>1 यूहन्ना 2:28</w:t>
+      </w:r>
       <w:r>
         <w:rPr>
           <w:lang w:val="hi_IN" w:bidi="hi_IN"/>
